--- a/QTQLĐT&HTQT03/QTQLĐT&HTQT03BM35.docx
+++ b/QTQLĐT&HTQT03/QTQLĐT&HTQT03BM35.docx
@@ -1,8 +1,2955 @@
 
 <file path=word/document.xml><?xml version="1.0" encoding="utf-8"?>
-<w:document xmlns:wpc="http://schemas.microsoft.com/office/word/2010/wordprocessingCanvas" xmlns:cx="http://schemas.microsoft.com/office/drawing/2014/chartex" xmlns:cx1="http://schemas.microsoft.com/office/drawing/2015/9/8/chartex" xmlns:cx2="http://schemas.microsoft.com/office/drawing/2015/10/21/chartex" xmlns:cx3="http://schemas.microsoft.com/office/drawing/2016/5/9/chartex" xmlns:cx4="http://schemas.microsoft.com/office/drawing/2016/5/10/chartex" xmlns:cx5="http://schemas.microsoft.com/office/drawing/2016/5/11/chartex" xmlns:cx6="http://schemas.microsoft.com/office/drawing/2016/5/12/chartex" xmlns:cx7="http://schemas.microsoft.com/office/drawing/2016/5/13/chartex" xmlns:cx8="http://schemas.microsoft.com/office/drawing/2016/5/14/chartex" xmlns:mc="http://schemas.openxmlformats.org/markup-compatibility/2006" xmlns:aink="http://schemas.microsoft.com/office/drawing/2016/ink" xmlns:am3d="http://schemas.microsoft.com/office/drawing/2017/model3d" xmlns:o="urn:schemas-microsoft-com:office:office" xmlns:oel="http://schemas.microsoft.com/office/2019/extlst" xmlns:r="http://schemas.openxmlformats.org/officeDocument/2006/relationships" xmlns:m="http://schemas.openxmlformats.org/officeDocument/2006/math" xmlns:v="urn:schemas-microsoft-com:vml" xmlns:wp14="http://schemas.microsoft.com/office/word/2010/wordprocessingDrawing" xmlns:wp="http://schemas.openxmlformats.org/drawingml/2006/wordprocessingDrawing" xmlns:w10="urn:schemas-microsoft-com:office:word" xmlns:w="http://schemas.openxmlformats.org/wordprocessingml/2006/main" xmlns:w14="http://schemas.microsoft.com/office/word/2010/wordml" xmlns:w15="http://schemas.microsoft.com/office/word/2012/wordml" xmlns:w16cex="http://schemas.microsoft.com/office/word/2018/wordml/cex" xmlns:w16cid="http://schemas.microsoft.com/office/word/2016/wordml/cid" xmlns:w16="http://schemas.microsoft.com/office/word/2018/wordml" xmlns:w16sdtdh="http://schemas.microsoft.com/office/word/2020/wordml/sdtdatahash" xmlns:w16se="http://schemas.microsoft.com/office/word/2015/wordml/symex" xmlns:wpg="http://schemas.microsoft.com/office/word/2010/wordprocessingGroup" xmlns:wpi="http://schemas.microsoft.com/office/word/2010/wordprocessingInk" xmlns:wne="http://schemas.microsoft.com/office/word/2006/wordml" xmlns:wps="http://schemas.microsoft.com/office/word/2010/wordprocessingShape" mc:Ignorable="w14 w15 w16se w16cid w16 w16cex w16sdtdh wp14">
+<w:document xmlns:wpc="http://schemas.microsoft.com/office/word/2010/wordprocessingCanvas" xmlns:cx="http://schemas.microsoft.com/office/drawing/2014/chartex" xmlns:cx1="http://schemas.microsoft.com/office/drawing/2015/9/8/chartex" xmlns:cx2="http://schemas.microsoft.com/office/drawing/2015/10/21/chartex" xmlns:cx3="http://schemas.microsoft.com/office/drawing/2016/5/9/chartex" xmlns:cx4="http://schemas.microsoft.com/office/drawing/2016/5/10/chartex" xmlns:cx5="http://schemas.microsoft.com/office/drawing/2016/5/11/chartex" xmlns:cx6="http://schemas.microsoft.com/office/drawing/2016/5/12/chartex" xmlns:cx7="http://schemas.microsoft.com/office/drawing/2016/5/13/chartex" xmlns:cx8="http://schemas.microsoft.com/office/drawing/2016/5/14/chartex" xmlns:mc="http://schemas.openxmlformats.org/markup-compatibility/2006" xmlns:aink="http://schemas.microsoft.com/office/drawing/2016/ink" xmlns:am3d="http://schemas.microsoft.com/office/drawing/2017/model3d" xmlns:o="urn:schemas-microsoft-com:office:office" xmlns:oel="http://schemas.microsoft.com/office/2019/extlst" xmlns:r="http://schemas.openxmlformats.org/officeDocument/2006/relationships" xmlns:m="http://schemas.openxmlformats.org/officeDocument/2006/math" xmlns:v="urn:schemas-microsoft-com:vml" xmlns:wp14="http://schemas.microsoft.com/office/word/2010/wordprocessingDrawing" xmlns:wp="http://schemas.openxmlformats.org/drawingml/2006/wordprocessingDrawing" xmlns:w10="urn:schemas-microsoft-com:office:word" xmlns:w="http://schemas.openxmlformats.org/wordprocessingml/2006/main" xmlns:w14="http://schemas.microsoft.com/office/word/2010/wordml" xmlns:w15="http://schemas.microsoft.com/office/word/2012/wordml" xmlns:w16cex="http://schemas.microsoft.com/office/word/2018/wordml/cex" xmlns:w16cid="http://schemas.microsoft.com/office/word/2016/wordml/cid" xmlns:w16="http://schemas.microsoft.com/office/word/2018/wordml" xmlns:w16du="http://schemas.microsoft.com/office/word/2023/wordml/word16du" xmlns:w16sdtdh="http://schemas.microsoft.com/office/word/2020/wordml/sdtdatahash" xmlns:w16sdtfl="http://schemas.microsoft.com/office/word/2024/wordml/sdtformatlock" xmlns:w16se="http://schemas.microsoft.com/office/word/2015/wordml/symex" xmlns:wpg="http://schemas.microsoft.com/office/word/2010/wordprocessingGroup" xmlns:wpi="http://schemas.microsoft.com/office/word/2010/wordprocessingInk" xmlns:wne="http://schemas.microsoft.com/office/word/2006/wordml" xmlns:wps="http://schemas.microsoft.com/office/word/2010/wordprocessingShape" mc:Ignorable="w14 w15 w16se w16cid w16 w16cex w16sdtdh w16sdtfl w16du wp14">
   <w:body>
-    <w:p/>
+    <w:tbl>
+      <w:tblPr>
+        <w:tblW w:w="9690" w:type="dxa"/>
+        <w:jc w:val="center"/>
+        <w:tblLook w:val="04A0" w:firstRow="1" w:lastRow="0" w:firstColumn="1" w:lastColumn="0" w:noHBand="0" w:noVBand="1"/>
+      </w:tblPr>
+      <w:tblGrid>
+        <w:gridCol w:w="3510"/>
+        <w:gridCol w:w="6180"/>
+      </w:tblGrid>
+      <w:tr>
+        <w:trPr>
+          <w:trHeight w:val="1275"/>
+          <w:jc w:val="center"/>
+        </w:trPr>
+        <w:tc>
+          <w:tcPr>
+            <w:tcW w:w="3510" w:type="dxa"/>
+          </w:tcPr>
+          <w:p>
+            <w:pPr>
+              <w:shd w:val="clear" w:color="auto" w:fill="FFFFFF" w:themeFill="background1"/>
+              <w:spacing w:after="0"/>
+              <w:jc w:val="center"/>
+              <w:rPr>
+                <w:color w:val="000000" w:themeColor="text1"/>
+                <w:sz w:val="26"/>
+                <w:szCs w:val="26"/>
+                <w:lang w:val="vi-VN"/>
+              </w:rPr>
+            </w:pPr>
+            <w:r>
+              <w:rPr>
+                <w:color w:val="000000" w:themeColor="text1"/>
+                <w:sz w:val="26"/>
+                <w:szCs w:val="26"/>
+                <w:lang w:val="vi-VN"/>
+              </w:rPr>
+              <w:t>BỘ Y TẾ</w:t>
+            </w:r>
+          </w:p>
+          <w:p>
+            <w:pPr>
+              <w:shd w:val="clear" w:color="auto" w:fill="FFFFFF" w:themeFill="background1"/>
+              <w:spacing w:after="0"/>
+              <w:jc w:val="center"/>
+              <w:rPr>
+                <w:b/>
+                <w:bCs/>
+                <w:color w:val="000000" w:themeColor="text1"/>
+                <w:sz w:val="26"/>
+                <w:szCs w:val="26"/>
+                <w:lang w:val="vi-VN"/>
+              </w:rPr>
+            </w:pPr>
+            <w:r>
+              <w:rPr>
+                <w:b/>
+                <w:bCs/>
+                <w:color w:val="000000" w:themeColor="text1"/>
+                <w:sz w:val="26"/>
+                <w:szCs w:val="26"/>
+                <w:lang w:val="vi-VN"/>
+              </w:rPr>
+              <w:t>BỆNH VIỆN PHỤ SẢN</w:t>
+            </w:r>
+          </w:p>
+          <w:p>
+            <w:pPr>
+              <w:shd w:val="clear" w:color="auto" w:fill="FFFFFF" w:themeFill="background1"/>
+              <w:spacing w:after="0"/>
+              <w:jc w:val="center"/>
+              <w:rPr>
+                <w:color w:val="000000" w:themeColor="text1"/>
+                <w:sz w:val="26"/>
+                <w:szCs w:val="26"/>
+              </w:rPr>
+            </w:pPr>
+            <w:r>
+              <w:rPr>
+                <w:b/>
+                <w:bCs/>
+                <w:noProof/>
+                <w:color w:val="000000" w:themeColor="text1"/>
+                <w:sz w:val="26"/>
+                <w:szCs w:val="26"/>
+              </w:rPr>
+              <mc:AlternateContent>
+                <mc:Choice Requires="wps">
+                  <w:drawing>
+                    <wp:anchor distT="0" distB="0" distL="114300" distR="114300" simplePos="0" relativeHeight="251661312" behindDoc="0" locked="0" layoutInCell="1" allowOverlap="1" wp14:anchorId="436F4A5C" wp14:editId="1F849213">
+                      <wp:simplePos x="0" y="0"/>
+                      <wp:positionH relativeFrom="column">
+                        <wp:posOffset>504190</wp:posOffset>
+                      </wp:positionH>
+                      <wp:positionV relativeFrom="paragraph">
+                        <wp:posOffset>215265</wp:posOffset>
+                      </wp:positionV>
+                      <wp:extent cx="1085850" cy="0"/>
+                      <wp:effectExtent l="0" t="0" r="19050" b="19050"/>
+                      <wp:wrapNone/>
+                      <wp:docPr id="51" name="Straight Connector 51"/>
+                      <wp:cNvGraphicFramePr/>
+                      <a:graphic xmlns:a="http://schemas.openxmlformats.org/drawingml/2006/main">
+                        <a:graphicData uri="http://schemas.microsoft.com/office/word/2010/wordprocessingShape">
+                          <wps:wsp>
+                            <wps:cNvCnPr/>
+                            <wps:spPr>
+                              <a:xfrm>
+                                <a:off x="0" y="0"/>
+                                <a:ext cx="1085850" cy="0"/>
+                              </a:xfrm>
+                              <a:prstGeom prst="line">
+                                <a:avLst/>
+                              </a:prstGeom>
+                            </wps:spPr>
+                            <wps:style>
+                              <a:lnRef idx="1">
+                                <a:schemeClr val="dk1"/>
+                              </a:lnRef>
+                              <a:fillRef idx="0">
+                                <a:schemeClr val="dk1"/>
+                              </a:fillRef>
+                              <a:effectRef idx="0">
+                                <a:schemeClr val="dk1"/>
+                              </a:effectRef>
+                              <a:fontRef idx="minor">
+                                <a:schemeClr val="tx1"/>
+                              </a:fontRef>
+                            </wps:style>
+                            <wps:bodyPr/>
+                          </wps:wsp>
+                        </a:graphicData>
+                      </a:graphic>
+                    </wp:anchor>
+                  </w:drawing>
+                </mc:Choice>
+                <mc:Fallback>
+                  <w:pict>
+                    <v:line w14:anchorId="300704EB" id="Straight Connector 51" o:spid="_x0000_s1026" style="position:absolute;z-index:251661312;visibility:visible;mso-wrap-style:square;mso-wrap-distance-left:9pt;mso-wrap-distance-top:0;mso-wrap-distance-right:9pt;mso-wrap-distance-bottom:0;mso-position-horizontal:absolute;mso-position-horizontal-relative:text;mso-position-vertical:absolute;mso-position-vertical-relative:text" from="39.7pt,16.95pt" to="125.2pt,16.95pt" o:gfxdata="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" strokecolor="black [3200]" strokeweight=".5pt">
+                      <v:stroke joinstyle="miter"/>
+                    </v:line>
+                  </w:pict>
+                </mc:Fallback>
+              </mc:AlternateContent>
+            </w:r>
+            <w:r>
+              <w:rPr>
+                <w:b/>
+                <w:bCs/>
+                <w:color w:val="000000" w:themeColor="text1"/>
+                <w:sz w:val="26"/>
+                <w:szCs w:val="26"/>
+              </w:rPr>
+              <w:t>TRUNG ƯƠNG</w:t>
+            </w:r>
+          </w:p>
+        </w:tc>
+        <w:tc>
+          <w:tcPr>
+            <w:tcW w:w="6180" w:type="dxa"/>
+          </w:tcPr>
+          <w:p>
+            <w:pPr>
+              <w:shd w:val="clear" w:color="auto" w:fill="FFFFFF" w:themeFill="background1"/>
+              <w:spacing w:after="0"/>
+              <w:ind w:left="171"/>
+              <w:jc w:val="center"/>
+              <w:rPr>
+                <w:b/>
+                <w:color w:val="000000" w:themeColor="text1"/>
+              </w:rPr>
+            </w:pPr>
+            <w:r>
+              <w:rPr>
+                <w:b/>
+                <w:noProof/>
+                <w:color w:val="000000" w:themeColor="text1"/>
+              </w:rPr>
+              <mc:AlternateContent>
+                <mc:Choice Requires="wps">
+                  <w:drawing>
+                    <wp:anchor distT="0" distB="0" distL="114300" distR="114300" simplePos="0" relativeHeight="251660288" behindDoc="0" locked="0" layoutInCell="1" allowOverlap="1" wp14:anchorId="2A12C095" wp14:editId="2C72EB7F">
+                      <wp:simplePos x="0" y="0"/>
+                      <wp:positionH relativeFrom="column">
+                        <wp:posOffset>5010150</wp:posOffset>
+                      </wp:positionH>
+                      <wp:positionV relativeFrom="paragraph">
+                        <wp:posOffset>-600075</wp:posOffset>
+                      </wp:positionV>
+                      <wp:extent cx="1428750" cy="446405"/>
+                      <wp:effectExtent l="0" t="0" r="19050" b="10795"/>
+                      <wp:wrapNone/>
+                      <wp:docPr id="170" name="Text Box 237"/>
+                      <wp:cNvGraphicFramePr>
+                        <a:graphicFrameLocks xmlns:a="http://schemas.openxmlformats.org/drawingml/2006/main"/>
+                      </wp:cNvGraphicFramePr>
+                      <a:graphic xmlns:a="http://schemas.openxmlformats.org/drawingml/2006/main">
+                        <a:graphicData uri="http://schemas.microsoft.com/office/word/2010/wordprocessingShape">
+                          <wps:wsp>
+                            <wps:cNvSpPr txBox="1">
+                              <a:spLocks noChangeArrowheads="1"/>
+                            </wps:cNvSpPr>
+                            <wps:spPr bwMode="auto">
+                              <a:xfrm>
+                                <a:off x="0" y="0"/>
+                                <a:ext cx="1428750" cy="446405"/>
+                              </a:xfrm>
+                              <a:prstGeom prst="rect">
+                                <a:avLst/>
+                              </a:prstGeom>
+                              <a:solidFill>
+                                <a:srgbClr val="FFFFFF"/>
+                              </a:solidFill>
+                              <a:ln w="9525">
+                                <a:solidFill>
+                                  <a:srgbClr val="000000"/>
+                                </a:solidFill>
+                                <a:miter lim="800000"/>
+                                <a:headEnd/>
+                                <a:tailEnd/>
+                              </a:ln>
+                            </wps:spPr>
+                            <wps:txbx>
+                              <w:txbxContent>
+                                <w:p>
+                                  <w:pPr>
+                                    <w:jc w:val="center"/>
+                                    <w:rPr>
+                                      <w:rFonts w:ascii="Calibri" w:hAnsi="Calibri"/>
+                                      <w:sz w:val="18"/>
+                                      <w:szCs w:val="18"/>
+                                      <w:lang w:val="vi-VN"/>
+                                    </w:rPr>
+                                  </w:pPr>
+                                  <w:r>
+                                    <w:rPr>
+                                      <w:rFonts w:ascii="Calibri" w:hAnsi="Calibri"/>
+                                      <w:sz w:val="18"/>
+                                      <w:szCs w:val="18"/>
+                                    </w:rPr>
+                                    <w:t xml:space="preserve">Mẫu </w:t>
+                                  </w:r>
+                                  <w:r>
+                                    <w:rPr>
+                                      <w:rFonts w:ascii="Calibri" w:hAnsi="Calibri"/>
+                                      <w:sz w:val="18"/>
+                                      <w:szCs w:val="18"/>
+                                      <w:lang w:val="vi-VN"/>
+                                    </w:rPr>
+                                    <w:t>7a</w:t>
+                                  </w:r>
+                                  <w:r>
+                                    <w:rPr>
+                                      <w:rFonts w:ascii="Calibri" w:hAnsi="Calibri"/>
+                                      <w:sz w:val="18"/>
+                                      <w:szCs w:val="18"/>
+                                    </w:rPr>
+                                    <w:t xml:space="preserve">. </w:t>
+                                  </w:r>
+                                  <w:r>
+                                    <w:rPr>
+                                      <w:rFonts w:ascii="Calibri" w:hAnsi="Calibri"/>
+                                      <w:sz w:val="18"/>
+                                      <w:szCs w:val="18"/>
+                                      <w:lang w:val="vi-VN"/>
+                                    </w:rPr>
+                                    <w:t xml:space="preserve">Bảng tổng hợp điểm và xếp loại </w:t>
+                                  </w:r>
+                                  <w:r>
+                                    <w:rPr>
+                                      <w:rFonts w:ascii="Calibri" w:hAnsi="Calibri"/>
+                                      <w:sz w:val="18"/>
+                                      <w:szCs w:val="18"/>
+                                    </w:rPr>
+                                    <w:t>QT.01</w:t>
+                                  </w:r>
+                                  <w:r>
+                                    <w:rPr>
+                                      <w:rFonts w:ascii="Calibri" w:hAnsi="Calibri"/>
+                                      <w:sz w:val="18"/>
+                                      <w:szCs w:val="18"/>
+                                      <w:lang w:val="vi-VN"/>
+                                    </w:rPr>
+                                    <w:t>.ĐT</w:t>
+                                  </w:r>
+                                </w:p>
+                                <w:p>
+                                  <w:pPr>
+                                    <w:jc w:val="center"/>
+                                    <w:rPr>
+                                      <w:rFonts w:ascii="Calibri" w:hAnsi="Calibri"/>
+                                      <w:sz w:val="18"/>
+                                      <w:szCs w:val="18"/>
+                                      <w:lang w:val="vi-VN"/>
+                                    </w:rPr>
+                                  </w:pPr>
+                                </w:p>
+                                <w:p>
+                                  <w:pPr>
+                                    <w:jc w:val="center"/>
+                                    <w:rPr>
+                                      <w:rFonts w:ascii="Calibri" w:hAnsi="Calibri"/>
+                                      <w:sz w:val="18"/>
+                                      <w:szCs w:val="18"/>
+                                      <w:lang w:val="vi-VN"/>
+                                    </w:rPr>
+                                  </w:pPr>
+                                </w:p>
+                                <w:p>
+                                  <w:pPr>
+                                    <w:jc w:val="center"/>
+                                    <w:rPr>
+                                      <w:rFonts w:ascii="Calibri" w:hAnsi="Calibri"/>
+                                      <w:sz w:val="18"/>
+                                      <w:szCs w:val="18"/>
+                                      <w:lang w:val="vi-VN"/>
+                                    </w:rPr>
+                                  </w:pPr>
+                                </w:p>
+                                <w:p>
+                                  <w:pPr>
+                                    <w:jc w:val="center"/>
+                                    <w:rPr>
+                                      <w:rFonts w:ascii="Calibri" w:hAnsi="Calibri"/>
+                                      <w:sz w:val="18"/>
+                                      <w:szCs w:val="18"/>
+                                      <w:lang w:val="vi-VN"/>
+                                    </w:rPr>
+                                  </w:pPr>
+                                </w:p>
+                                <w:p>
+                                  <w:pPr>
+                                    <w:jc w:val="center"/>
+                                    <w:rPr>
+                                      <w:rFonts w:ascii="Calibri" w:hAnsi="Calibri"/>
+                                      <w:sz w:val="18"/>
+                                      <w:szCs w:val="18"/>
+                                      <w:lang w:val="vi-VN"/>
+                                    </w:rPr>
+                                  </w:pPr>
+                                </w:p>
+                                <w:p>
+                                  <w:pPr>
+                                    <w:jc w:val="center"/>
+                                    <w:rPr>
+                                      <w:rFonts w:ascii="Calibri" w:hAnsi="Calibri"/>
+                                      <w:sz w:val="18"/>
+                                      <w:szCs w:val="18"/>
+                                    </w:rPr>
+                                  </w:pPr>
+                                  <w:proofErr w:type="gramStart"/>
+                                  <w:r>
+                                    <w:rPr>
+                                      <w:rFonts w:ascii="Calibri" w:hAnsi="Calibri"/>
+                                      <w:sz w:val="18"/>
+                                      <w:szCs w:val="18"/>
+                                    </w:rPr>
+                                    <w:t>.ĐT</w:t>
+                                  </w:r>
+                                  <w:proofErr w:type="gramEnd"/>
+                                  <w:r>
+                                    <w:rPr>
+                                      <w:rFonts w:ascii="Calibri" w:hAnsi="Calibri"/>
+                                      <w:sz w:val="18"/>
+                                      <w:szCs w:val="18"/>
+                                    </w:rPr>
+                                    <w:t xml:space="preserve"> </w:t>
+                                  </w:r>
+                                </w:p>
+                              </w:txbxContent>
+                            </wps:txbx>
+                            <wps:bodyPr rot="0" vert="horz" wrap="square" lIns="91440" tIns="45720" rIns="91440" bIns="45720" anchor="t" anchorCtr="0" upright="1">
+                              <a:noAutofit/>
+                            </wps:bodyPr>
+                          </wps:wsp>
+                        </a:graphicData>
+                      </a:graphic>
+                      <wp14:sizeRelH relativeFrom="margin">
+                        <wp14:pctWidth>0</wp14:pctWidth>
+                      </wp14:sizeRelH>
+                      <wp14:sizeRelV relativeFrom="margin">
+                        <wp14:pctHeight>0</wp14:pctHeight>
+                      </wp14:sizeRelV>
+                    </wp:anchor>
+                  </w:drawing>
+                </mc:Choice>
+                <mc:Fallback>
+                  <w:pict>
+                    <v:shapetype w14:anchorId="2A12C095" id="_x0000_t202" coordsize="21600,21600" o:spt="202" path="m,l,21600r21600,l21600,xe">
+                      <v:stroke joinstyle="miter"/>
+                      <v:path gradientshapeok="t" o:connecttype="rect"/>
+                    </v:shapetype>
+                    <v:shape id="Text Box 237" o:spid="_x0000_s1026" type="#_x0000_t202" style="position:absolute;left:0;text-align:left;margin-left:394.5pt;margin-top:-47.25pt;width:112.5pt;height:35.15pt;z-index:251660288;visibility:visible;mso-wrap-style:square;mso-width-percent:0;mso-height-percent:0;mso-wrap-distance-left:9pt;mso-wrap-distance-top:0;mso-wrap-distance-right:9pt;mso-wrap-distance-bottom:0;mso-position-horizontal:absolute;mso-position-horizontal-relative:text;mso-position-vertical:absolute;mso-position-vertical-relative:text;mso-width-percent:0;mso-height-percent:0;mso-width-relative:margin;mso-height-relative:margin;v-text-anchor:top" o:gfxdata="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">
+                      <v:textbox>
+                        <w:txbxContent>
+                          <w:p>
+                            <w:pPr>
+                              <w:jc w:val="center"/>
+                              <w:rPr>
+                                <w:rFonts w:ascii="Calibri" w:hAnsi="Calibri"/>
+                                <w:sz w:val="18"/>
+                                <w:szCs w:val="18"/>
+                                <w:lang w:val="vi-VN"/>
+                              </w:rPr>
+                            </w:pPr>
+                            <w:r>
+                              <w:rPr>
+                                <w:rFonts w:ascii="Calibri" w:hAnsi="Calibri"/>
+                                <w:sz w:val="18"/>
+                                <w:szCs w:val="18"/>
+                              </w:rPr>
+                              <w:t xml:space="preserve">Mẫu </w:t>
+                            </w:r>
+                            <w:r>
+                              <w:rPr>
+                                <w:rFonts w:ascii="Calibri" w:hAnsi="Calibri"/>
+                                <w:sz w:val="18"/>
+                                <w:szCs w:val="18"/>
+                                <w:lang w:val="vi-VN"/>
+                              </w:rPr>
+                              <w:t>7a</w:t>
+                            </w:r>
+                            <w:r>
+                              <w:rPr>
+                                <w:rFonts w:ascii="Calibri" w:hAnsi="Calibri"/>
+                                <w:sz w:val="18"/>
+                                <w:szCs w:val="18"/>
+                              </w:rPr>
+                              <w:t xml:space="preserve">. </w:t>
+                            </w:r>
+                            <w:r>
+                              <w:rPr>
+                                <w:rFonts w:ascii="Calibri" w:hAnsi="Calibri"/>
+                                <w:sz w:val="18"/>
+                                <w:szCs w:val="18"/>
+                                <w:lang w:val="vi-VN"/>
+                              </w:rPr>
+                              <w:t xml:space="preserve">Bảng tổng hợp điểm và xếp loại </w:t>
+                            </w:r>
+                            <w:r>
+                              <w:rPr>
+                                <w:rFonts w:ascii="Calibri" w:hAnsi="Calibri"/>
+                                <w:sz w:val="18"/>
+                                <w:szCs w:val="18"/>
+                              </w:rPr>
+                              <w:t>QT.01</w:t>
+                            </w:r>
+                            <w:r>
+                              <w:rPr>
+                                <w:rFonts w:ascii="Calibri" w:hAnsi="Calibri"/>
+                                <w:sz w:val="18"/>
+                                <w:szCs w:val="18"/>
+                                <w:lang w:val="vi-VN"/>
+                              </w:rPr>
+                              <w:t>.ĐT</w:t>
+                            </w:r>
+                          </w:p>
+                          <w:p>
+                            <w:pPr>
+                              <w:jc w:val="center"/>
+                              <w:rPr>
+                                <w:rFonts w:ascii="Calibri" w:hAnsi="Calibri"/>
+                                <w:sz w:val="18"/>
+                                <w:szCs w:val="18"/>
+                                <w:lang w:val="vi-VN"/>
+                              </w:rPr>
+                            </w:pPr>
+                          </w:p>
+                          <w:p>
+                            <w:pPr>
+                              <w:jc w:val="center"/>
+                              <w:rPr>
+                                <w:rFonts w:ascii="Calibri" w:hAnsi="Calibri"/>
+                                <w:sz w:val="18"/>
+                                <w:szCs w:val="18"/>
+                                <w:lang w:val="vi-VN"/>
+                              </w:rPr>
+                            </w:pPr>
+                          </w:p>
+                          <w:p>
+                            <w:pPr>
+                              <w:jc w:val="center"/>
+                              <w:rPr>
+                                <w:rFonts w:ascii="Calibri" w:hAnsi="Calibri"/>
+                                <w:sz w:val="18"/>
+                                <w:szCs w:val="18"/>
+                                <w:lang w:val="vi-VN"/>
+                              </w:rPr>
+                            </w:pPr>
+                          </w:p>
+                          <w:p>
+                            <w:pPr>
+                              <w:jc w:val="center"/>
+                              <w:rPr>
+                                <w:rFonts w:ascii="Calibri" w:hAnsi="Calibri"/>
+                                <w:sz w:val="18"/>
+                                <w:szCs w:val="18"/>
+                                <w:lang w:val="vi-VN"/>
+                              </w:rPr>
+                            </w:pPr>
+                          </w:p>
+                          <w:p>
+                            <w:pPr>
+                              <w:jc w:val="center"/>
+                              <w:rPr>
+                                <w:rFonts w:ascii="Calibri" w:hAnsi="Calibri"/>
+                                <w:sz w:val="18"/>
+                                <w:szCs w:val="18"/>
+                                <w:lang w:val="vi-VN"/>
+                              </w:rPr>
+                            </w:pPr>
+                          </w:p>
+                          <w:p>
+                            <w:pPr>
+                              <w:jc w:val="center"/>
+                              <w:rPr>
+                                <w:rFonts w:ascii="Calibri" w:hAnsi="Calibri"/>
+                                <w:sz w:val="18"/>
+                                <w:szCs w:val="18"/>
+                              </w:rPr>
+                            </w:pPr>
+                            <w:proofErr w:type="gramStart"/>
+                            <w:r>
+                              <w:rPr>
+                                <w:rFonts w:ascii="Calibri" w:hAnsi="Calibri"/>
+                                <w:sz w:val="18"/>
+                                <w:szCs w:val="18"/>
+                              </w:rPr>
+                              <w:t>.ĐT</w:t>
+                            </w:r>
+                            <w:proofErr w:type="gramEnd"/>
+                            <w:r>
+                              <w:rPr>
+                                <w:rFonts w:ascii="Calibri" w:hAnsi="Calibri"/>
+                                <w:sz w:val="18"/>
+                                <w:szCs w:val="18"/>
+                              </w:rPr>
+                              <w:t xml:space="preserve"> </w:t>
+                            </w:r>
+                          </w:p>
+                        </w:txbxContent>
+                      </v:textbox>
+                    </v:shape>
+                  </w:pict>
+                </mc:Fallback>
+              </mc:AlternateContent>
+            </w:r>
+            <w:r>
+              <w:rPr>
+                <w:b/>
+                <w:color w:val="000000" w:themeColor="text1"/>
+              </w:rPr>
+              <w:t>CỘNG HÒA XÃ HỘI CHỦ NGHĨA VIỆT NAM</w:t>
+            </w:r>
+          </w:p>
+          <w:p>
+            <w:pPr>
+              <w:shd w:val="clear" w:color="auto" w:fill="FFFFFF" w:themeFill="background1"/>
+              <w:spacing w:after="0"/>
+              <w:ind w:left="171"/>
+              <w:jc w:val="center"/>
+              <w:rPr>
+                <w:b/>
+                <w:color w:val="000000" w:themeColor="text1"/>
+                <w:sz w:val="26"/>
+                <w:szCs w:val="26"/>
+              </w:rPr>
+            </w:pPr>
+            <w:r>
+              <w:rPr>
+                <w:b/>
+                <w:color w:val="000000" w:themeColor="text1"/>
+                <w:sz w:val="26"/>
+                <w:szCs w:val="26"/>
+              </w:rPr>
+              <w:t>Độc lập - Tự do - Hạnh phúc</w:t>
+            </w:r>
+          </w:p>
+          <w:p>
+            <w:pPr>
+              <w:shd w:val="clear" w:color="auto" w:fill="FFFFFF" w:themeFill="background1"/>
+              <w:spacing w:after="0"/>
+              <w:rPr>
+                <w:b/>
+                <w:color w:val="000000" w:themeColor="text1"/>
+                <w:sz w:val="26"/>
+                <w:szCs w:val="26"/>
+              </w:rPr>
+            </w:pPr>
+            <w:r>
+              <w:rPr>
+                <w:b/>
+                <w:noProof/>
+                <w:color w:val="000000" w:themeColor="text1"/>
+                <w:sz w:val="26"/>
+                <w:szCs w:val="26"/>
+              </w:rPr>
+              <mc:AlternateContent>
+                <mc:Choice Requires="wps">
+                  <w:drawing>
+                    <wp:anchor distT="0" distB="0" distL="114300" distR="114300" simplePos="0" relativeHeight="251662336" behindDoc="0" locked="0" layoutInCell="1" allowOverlap="1" wp14:anchorId="4FC13908" wp14:editId="42B5D633">
+                      <wp:simplePos x="0" y="0"/>
+                      <wp:positionH relativeFrom="column">
+                        <wp:posOffset>942339</wp:posOffset>
+                      </wp:positionH>
+                      <wp:positionV relativeFrom="paragraph">
+                        <wp:posOffset>15240</wp:posOffset>
+                      </wp:positionV>
+                      <wp:extent cx="2028825" cy="0"/>
+                      <wp:effectExtent l="0" t="0" r="9525" b="19050"/>
+                      <wp:wrapNone/>
+                      <wp:docPr id="52" name="Straight Connector 52"/>
+                      <wp:cNvGraphicFramePr/>
+                      <a:graphic xmlns:a="http://schemas.openxmlformats.org/drawingml/2006/main">
+                        <a:graphicData uri="http://schemas.microsoft.com/office/word/2010/wordprocessingShape">
+                          <wps:wsp>
+                            <wps:cNvCnPr/>
+                            <wps:spPr>
+                              <a:xfrm>
+                                <a:off x="0" y="0"/>
+                                <a:ext cx="2028825" cy="0"/>
+                              </a:xfrm>
+                              <a:prstGeom prst="line">
+                                <a:avLst/>
+                              </a:prstGeom>
+                            </wps:spPr>
+                            <wps:style>
+                              <a:lnRef idx="1">
+                                <a:schemeClr val="dk1"/>
+                              </a:lnRef>
+                              <a:fillRef idx="0">
+                                <a:schemeClr val="dk1"/>
+                              </a:fillRef>
+                              <a:effectRef idx="0">
+                                <a:schemeClr val="dk1"/>
+                              </a:effectRef>
+                              <a:fontRef idx="minor">
+                                <a:schemeClr val="tx1"/>
+                              </a:fontRef>
+                            </wps:style>
+                            <wps:bodyPr/>
+                          </wps:wsp>
+                        </a:graphicData>
+                      </a:graphic>
+                    </wp:anchor>
+                  </w:drawing>
+                </mc:Choice>
+                <mc:Fallback>
+                  <w:pict>
+                    <v:line w14:anchorId="3D463CDB" id="Straight Connector 52" o:spid="_x0000_s1026" style="position:absolute;z-index:251662336;visibility:visible;mso-wrap-style:square;mso-wrap-distance-left:9pt;mso-wrap-distance-top:0;mso-wrap-distance-right:9pt;mso-wrap-distance-bottom:0;mso-position-horizontal:absolute;mso-position-horizontal-relative:text;mso-position-vertical:absolute;mso-position-vertical-relative:text" from="74.2pt,1.2pt" to="233.95pt,1.2pt" o:gfxdata="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" strokecolor="black [3200]" strokeweight=".5pt">
+                      <v:stroke joinstyle="miter"/>
+                    </v:line>
+                  </w:pict>
+                </mc:Fallback>
+              </mc:AlternateContent>
+            </w:r>
+          </w:p>
+        </w:tc>
+      </w:tr>
+    </w:tbl>
+    <w:p>
+      <w:pPr>
+        <w:shd w:val="clear" w:color="auto" w:fill="FFFFFF" w:themeFill="background1"/>
+        <w:spacing w:after="0"/>
+        <w:jc w:val="center"/>
+        <w:rPr>
+          <w:b/>
+          <w:color w:val="000000" w:themeColor="text1"/>
+          <w:lang w:val="vi-VN"/>
+        </w:rPr>
+      </w:pPr>
+    </w:p>
+    <w:p>
+      <w:pPr>
+        <w:shd w:val="clear" w:color="auto" w:fill="FFFFFF" w:themeFill="background1"/>
+        <w:spacing w:after="0"/>
+        <w:jc w:val="center"/>
+        <w:rPr>
+          <w:b/>
+          <w:color w:val="000000" w:themeColor="text1"/>
+          <w:sz w:val="26"/>
+          <w:szCs w:val="26"/>
+          <w:lang w:val="vi-VN"/>
+        </w:rPr>
+      </w:pPr>
+      <w:r>
+        <w:rPr>
+          <w:b/>
+          <w:color w:val="000000" w:themeColor="text1"/>
+          <w:sz w:val="26"/>
+          <w:szCs w:val="26"/>
+          <w:lang w:val="vi-VN"/>
+        </w:rPr>
+        <w:t xml:space="preserve">BẢNG TỔNG HỢP ĐIỂM VÀ XẾP LOẠI </w:t>
+      </w:r>
+    </w:p>
+    <w:p>
+      <w:pPr>
+        <w:shd w:val="clear" w:color="auto" w:fill="FFFFFF" w:themeFill="background1"/>
+        <w:spacing w:after="0"/>
+        <w:jc w:val="center"/>
+        <w:rPr>
+          <w:b/>
+          <w:color w:val="000000" w:themeColor="text1"/>
+          <w:sz w:val="26"/>
+          <w:szCs w:val="26"/>
+          <w:lang w:val="vi-VN"/>
+        </w:rPr>
+      </w:pPr>
+      <w:r>
+        <w:rPr>
+          <w:b/>
+          <w:color w:val="000000" w:themeColor="text1"/>
+          <w:sz w:val="26"/>
+          <w:szCs w:val="26"/>
+          <w:lang w:val="vi-VN"/>
+        </w:rPr>
+        <w:t xml:space="preserve">LỚP: </w:t>
+      </w:r>
+      <w:r>
+        <w:rPr>
+          <w:b/>
+          <w:color w:val="000000" w:themeColor="text1"/>
+          <w:sz w:val="26"/>
+          <w:szCs w:val="26"/>
+        </w:rPr>
+        <w:t>[[]]</w:t>
+      </w:r>
+      <w:r>
+        <w:rPr>
+          <w:b/>
+          <w:color w:val="000000" w:themeColor="text1"/>
+          <w:sz w:val="26"/>
+          <w:szCs w:val="26"/>
+          <w:lang w:val="vi-VN"/>
+        </w:rPr>
+        <w:t xml:space="preserve"> TRÌNH ĐỘ: </w:t>
+      </w:r>
+      <w:r>
+        <w:rPr>
+          <w:b/>
+          <w:color w:val="000000" w:themeColor="text1"/>
+          <w:sz w:val="26"/>
+          <w:szCs w:val="26"/>
+        </w:rPr>
+        <w:t>[[]]</w:t>
+      </w:r>
+      <w:r>
+        <w:rPr>
+          <w:b/>
+          <w:color w:val="000000" w:themeColor="text1"/>
+          <w:sz w:val="26"/>
+          <w:szCs w:val="26"/>
+          <w:lang w:val="vi-VN"/>
+        </w:rPr>
+        <w:t xml:space="preserve"> </w:t>
+      </w:r>
+    </w:p>
+    <w:p>
+      <w:pPr>
+        <w:shd w:val="clear" w:color="auto" w:fill="FFFFFF" w:themeFill="background1"/>
+        <w:spacing w:after="0"/>
+        <w:jc w:val="center"/>
+        <w:rPr>
+          <w:b/>
+          <w:color w:val="000000" w:themeColor="text1"/>
+          <w:sz w:val="26"/>
+          <w:szCs w:val="26"/>
+          <w:lang w:val="vi-VN"/>
+        </w:rPr>
+      </w:pPr>
+      <w:r>
+        <w:rPr>
+          <w:b/>
+          <w:color w:val="000000" w:themeColor="text1"/>
+          <w:sz w:val="26"/>
+          <w:szCs w:val="26"/>
+          <w:lang w:val="vi-VN"/>
+        </w:rPr>
+        <w:t xml:space="preserve">KHÓA: </w:t>
+      </w:r>
+      <w:r>
+        <w:rPr>
+          <w:b/>
+          <w:color w:val="000000" w:themeColor="text1"/>
+          <w:sz w:val="26"/>
+          <w:szCs w:val="26"/>
+        </w:rPr>
+        <w:t xml:space="preserve">[[]] </w:t>
+      </w:r>
+      <w:r>
+        <w:rPr>
+          <w:b/>
+          <w:color w:val="000000" w:themeColor="text1"/>
+          <w:sz w:val="26"/>
+          <w:szCs w:val="26"/>
+          <w:lang w:val="vi-VN"/>
+        </w:rPr>
+        <w:t>TỪ NGÀY</w:t>
+      </w:r>
+      <w:r>
+        <w:rPr>
+          <w:b/>
+          <w:color w:val="000000" w:themeColor="text1"/>
+          <w:sz w:val="26"/>
+          <w:szCs w:val="26"/>
+        </w:rPr>
+        <w:t xml:space="preserve"> [[]]</w:t>
+      </w:r>
+      <w:r>
+        <w:rPr>
+          <w:b/>
+          <w:color w:val="000000" w:themeColor="text1"/>
+          <w:sz w:val="26"/>
+          <w:szCs w:val="26"/>
+          <w:lang w:val="vi-VN"/>
+        </w:rPr>
+        <w:t xml:space="preserve"> ĐẾN NGÀY </w:t>
+      </w:r>
+      <w:r>
+        <w:rPr>
+          <w:b/>
+          <w:color w:val="000000" w:themeColor="text1"/>
+          <w:sz w:val="26"/>
+          <w:szCs w:val="26"/>
+        </w:rPr>
+        <w:t>[[]]</w:t>
+      </w:r>
+      <w:r>
+        <w:rPr>
+          <w:b/>
+          <w:color w:val="000000" w:themeColor="text1"/>
+          <w:sz w:val="26"/>
+          <w:szCs w:val="26"/>
+          <w:lang w:val="vi-VN"/>
+        </w:rPr>
+        <w:t xml:space="preserve"> </w:t>
+      </w:r>
+    </w:p>
+    <w:p>
+      <w:pPr>
+        <w:shd w:val="clear" w:color="auto" w:fill="FFFFFF" w:themeFill="background1"/>
+        <w:spacing w:after="0"/>
+        <w:jc w:val="center"/>
+        <w:rPr>
+          <w:b/>
+          <w:color w:val="000000" w:themeColor="text1"/>
+          <w:sz w:val="26"/>
+          <w:szCs w:val="26"/>
+          <w:lang w:val="vi-VN"/>
+        </w:rPr>
+      </w:pPr>
+    </w:p>
+    <w:p>
+      <w:pPr>
+        <w:pStyle w:val="ListParagraph"/>
+        <w:numPr>
+          <w:ilvl w:val="0"/>
+          <w:numId w:val="2"/>
+        </w:numPr>
+        <w:shd w:val="clear" w:color="auto" w:fill="FFFFFF" w:themeFill="background1"/>
+        <w:spacing w:after="0" w:line="240" w:lineRule="auto"/>
+        <w:ind w:left="851" w:hanging="284"/>
+        <w:rPr>
+          <w:b/>
+          <w:color w:val="000000" w:themeColor="text1"/>
+          <w:sz w:val="26"/>
+          <w:szCs w:val="26"/>
+          <w:lang w:val="vi-VN"/>
+        </w:rPr>
+      </w:pPr>
+      <w:r>
+        <w:rPr>
+          <w:b/>
+          <w:color w:val="000000" w:themeColor="text1"/>
+          <w:sz w:val="26"/>
+          <w:szCs w:val="26"/>
+          <w:lang w:val="vi-VN"/>
+        </w:rPr>
+        <w:t xml:space="preserve">BẢNG ĐIỂM VÀ XẾP LOẠI : </w:t>
+      </w:r>
+    </w:p>
+    <w:p>
+      <w:pPr>
+        <w:pStyle w:val="ListParagraph"/>
+        <w:shd w:val="clear" w:color="auto" w:fill="FFFFFF" w:themeFill="background1"/>
+        <w:spacing w:after="0"/>
+        <w:rPr>
+          <w:b/>
+          <w:color w:val="000000" w:themeColor="text1"/>
+          <w:sz w:val="12"/>
+          <w:szCs w:val="12"/>
+          <w:lang w:val="vi-VN"/>
+        </w:rPr>
+      </w:pPr>
+    </w:p>
+    <w:tbl>
+      <w:tblPr>
+        <w:tblW w:w="10030" w:type="dxa"/>
+        <w:jc w:val="center"/>
+        <w:tblBorders>
+          <w:top w:val="single" w:sz="6" w:space="0" w:color="auto"/>
+          <w:left w:val="single" w:sz="6" w:space="0" w:color="auto"/>
+          <w:bottom w:val="single" w:sz="6" w:space="0" w:color="auto"/>
+          <w:right w:val="single" w:sz="6" w:space="0" w:color="auto"/>
+          <w:insideH w:val="single" w:sz="6" w:space="0" w:color="auto"/>
+          <w:insideV w:val="single" w:sz="6" w:space="0" w:color="auto"/>
+        </w:tblBorders>
+        <w:tblLayout w:type="fixed"/>
+        <w:tblLook w:val="04A0" w:firstRow="1" w:lastRow="0" w:firstColumn="1" w:lastColumn="0" w:noHBand="0" w:noVBand="1"/>
+      </w:tblPr>
+      <w:tblGrid>
+        <w:gridCol w:w="745"/>
+        <w:gridCol w:w="1986"/>
+        <w:gridCol w:w="1530"/>
+        <w:gridCol w:w="1440"/>
+        <w:gridCol w:w="1273"/>
+        <w:gridCol w:w="1072"/>
+        <w:gridCol w:w="992"/>
+        <w:gridCol w:w="992"/>
+      </w:tblGrid>
+      <w:tr>
+        <w:trPr>
+          <w:trHeight w:val="543"/>
+          <w:jc w:val="center"/>
+        </w:trPr>
+        <w:tc>
+          <w:tcPr>
+            <w:tcW w:w="745" w:type="dxa"/>
+            <w:vMerge w:val="restart"/>
+            <w:tcBorders>
+              <w:top w:val="single" w:sz="6" w:space="0" w:color="auto"/>
+              <w:left w:val="single" w:sz="6" w:space="0" w:color="auto"/>
+              <w:right w:val="single" w:sz="6" w:space="0" w:color="auto"/>
+            </w:tcBorders>
+            <w:vAlign w:val="center"/>
+            <w:hideMark/>
+          </w:tcPr>
+          <w:p>
+            <w:pPr>
+              <w:shd w:val="clear" w:color="auto" w:fill="FFFFFF" w:themeFill="background1"/>
+              <w:tabs>
+                <w:tab w:val="left" w:pos="3626"/>
+              </w:tabs>
+              <w:spacing w:after="0"/>
+              <w:jc w:val="center"/>
+              <w:rPr>
+                <w:b/>
+                <w:color w:val="000000" w:themeColor="text1"/>
+                <w:sz w:val="26"/>
+                <w:szCs w:val="26"/>
+              </w:rPr>
+            </w:pPr>
+            <w:r>
+              <w:rPr>
+                <w:b/>
+                <w:color w:val="000000" w:themeColor="text1"/>
+                <w:sz w:val="26"/>
+                <w:szCs w:val="26"/>
+              </w:rPr>
+              <w:t>STT</w:t>
+            </w:r>
+          </w:p>
+        </w:tc>
+        <w:tc>
+          <w:tcPr>
+            <w:tcW w:w="1986" w:type="dxa"/>
+            <w:vMerge w:val="restart"/>
+            <w:tcBorders>
+              <w:top w:val="single" w:sz="6" w:space="0" w:color="auto"/>
+              <w:left w:val="single" w:sz="6" w:space="0" w:color="auto"/>
+              <w:right w:val="single" w:sz="6" w:space="0" w:color="auto"/>
+            </w:tcBorders>
+            <w:vAlign w:val="center"/>
+            <w:hideMark/>
+          </w:tcPr>
+          <w:p>
+            <w:pPr>
+              <w:shd w:val="clear" w:color="auto" w:fill="FFFFFF" w:themeFill="background1"/>
+              <w:tabs>
+                <w:tab w:val="left" w:pos="3626"/>
+              </w:tabs>
+              <w:spacing w:after="0"/>
+              <w:jc w:val="center"/>
+              <w:rPr>
+                <w:b/>
+                <w:color w:val="000000" w:themeColor="text1"/>
+                <w:sz w:val="26"/>
+                <w:szCs w:val="26"/>
+              </w:rPr>
+            </w:pPr>
+            <w:r>
+              <w:rPr>
+                <w:b/>
+                <w:color w:val="000000" w:themeColor="text1"/>
+                <w:sz w:val="26"/>
+                <w:szCs w:val="26"/>
+                <w:lang w:val="vi-VN"/>
+              </w:rPr>
+              <w:t>Họ và tên</w:t>
+            </w:r>
+          </w:p>
+        </w:tc>
+        <w:tc>
+          <w:tcPr>
+            <w:tcW w:w="1530" w:type="dxa"/>
+            <w:vMerge w:val="restart"/>
+            <w:tcBorders>
+              <w:top w:val="single" w:sz="6" w:space="0" w:color="auto"/>
+              <w:left w:val="single" w:sz="6" w:space="0" w:color="auto"/>
+              <w:right w:val="single" w:sz="6" w:space="0" w:color="auto"/>
+            </w:tcBorders>
+            <w:vAlign w:val="center"/>
+            <w:hideMark/>
+          </w:tcPr>
+          <w:p>
+            <w:pPr>
+              <w:shd w:val="clear" w:color="auto" w:fill="FFFFFF" w:themeFill="background1"/>
+              <w:tabs>
+                <w:tab w:val="left" w:pos="3626"/>
+              </w:tabs>
+              <w:spacing w:after="0"/>
+              <w:jc w:val="center"/>
+              <w:rPr>
+                <w:b/>
+                <w:color w:val="000000" w:themeColor="text1"/>
+                <w:sz w:val="26"/>
+                <w:szCs w:val="26"/>
+                <w:lang w:val="vi-VN"/>
+              </w:rPr>
+            </w:pPr>
+            <w:r>
+              <w:rPr>
+                <w:b/>
+                <w:color w:val="000000" w:themeColor="text1"/>
+                <w:sz w:val="26"/>
+                <w:szCs w:val="26"/>
+                <w:lang w:val="vi-VN"/>
+              </w:rPr>
+              <w:t>Chứ</w:t>
+            </w:r>
+            <w:r>
+              <w:rPr>
+                <w:b/>
+                <w:color w:val="000000" w:themeColor="text1"/>
+                <w:sz w:val="26"/>
+                <w:szCs w:val="26"/>
+              </w:rPr>
+              <w:t xml:space="preserve">c </w:t>
+            </w:r>
+            <w:r>
+              <w:rPr>
+                <w:b/>
+                <w:color w:val="000000" w:themeColor="text1"/>
+                <w:sz w:val="26"/>
+                <w:szCs w:val="26"/>
+                <w:lang w:val="vi-VN"/>
+              </w:rPr>
+              <w:t>danh</w:t>
+            </w:r>
+          </w:p>
+        </w:tc>
+        <w:tc>
+          <w:tcPr>
+            <w:tcW w:w="1440" w:type="dxa"/>
+            <w:vMerge w:val="restart"/>
+            <w:tcBorders>
+              <w:top w:val="single" w:sz="6" w:space="0" w:color="auto"/>
+              <w:left w:val="single" w:sz="6" w:space="0" w:color="auto"/>
+              <w:right w:val="single" w:sz="6" w:space="0" w:color="auto"/>
+            </w:tcBorders>
+            <w:vAlign w:val="center"/>
+            <w:hideMark/>
+          </w:tcPr>
+          <w:p>
+            <w:pPr>
+              <w:shd w:val="clear" w:color="auto" w:fill="FFFFFF" w:themeFill="background1"/>
+              <w:tabs>
+                <w:tab w:val="left" w:pos="3626"/>
+              </w:tabs>
+              <w:spacing w:after="0"/>
+              <w:jc w:val="center"/>
+              <w:rPr>
+                <w:b/>
+                <w:color w:val="000000" w:themeColor="text1"/>
+                <w:sz w:val="26"/>
+                <w:szCs w:val="26"/>
+                <w:lang w:val="vi-VN"/>
+              </w:rPr>
+            </w:pPr>
+            <w:r>
+              <w:rPr>
+                <w:b/>
+                <w:color w:val="000000" w:themeColor="text1"/>
+                <w:sz w:val="26"/>
+                <w:szCs w:val="26"/>
+                <w:lang w:val="vi-VN"/>
+              </w:rPr>
+              <w:t>Năm sinh</w:t>
+            </w:r>
+          </w:p>
+        </w:tc>
+        <w:tc>
+          <w:tcPr>
+            <w:tcW w:w="1273" w:type="dxa"/>
+            <w:vMerge w:val="restart"/>
+            <w:tcBorders>
+              <w:top w:val="single" w:sz="6" w:space="0" w:color="auto"/>
+              <w:left w:val="single" w:sz="6" w:space="0" w:color="auto"/>
+              <w:right w:val="single" w:sz="6" w:space="0" w:color="auto"/>
+            </w:tcBorders>
+            <w:vAlign w:val="center"/>
+          </w:tcPr>
+          <w:p>
+            <w:pPr>
+              <w:shd w:val="clear" w:color="auto" w:fill="FFFFFF" w:themeFill="background1"/>
+              <w:tabs>
+                <w:tab w:val="left" w:pos="3626"/>
+              </w:tabs>
+              <w:spacing w:after="0"/>
+              <w:jc w:val="center"/>
+              <w:rPr>
+                <w:b/>
+                <w:color w:val="000000" w:themeColor="text1"/>
+                <w:sz w:val="26"/>
+                <w:szCs w:val="26"/>
+                <w:lang w:val="vi-VN"/>
+              </w:rPr>
+            </w:pPr>
+            <w:r>
+              <w:rPr>
+                <w:b/>
+                <w:color w:val="000000" w:themeColor="text1"/>
+                <w:sz w:val="26"/>
+                <w:szCs w:val="26"/>
+                <w:lang w:val="vi-VN"/>
+              </w:rPr>
+              <w:t>Nơi công tác</w:t>
+            </w:r>
+          </w:p>
+        </w:tc>
+        <w:tc>
+          <w:tcPr>
+            <w:tcW w:w="2064" w:type="dxa"/>
+            <w:gridSpan w:val="2"/>
+            <w:tcBorders>
+              <w:top w:val="single" w:sz="6" w:space="0" w:color="auto"/>
+              <w:left w:val="single" w:sz="6" w:space="0" w:color="auto"/>
+              <w:bottom w:val="single" w:sz="6" w:space="0" w:color="auto"/>
+              <w:right w:val="single" w:sz="6" w:space="0" w:color="auto"/>
+            </w:tcBorders>
+            <w:vAlign w:val="center"/>
+          </w:tcPr>
+          <w:p>
+            <w:pPr>
+              <w:shd w:val="clear" w:color="auto" w:fill="FFFFFF" w:themeFill="background1"/>
+              <w:tabs>
+                <w:tab w:val="left" w:pos="3626"/>
+              </w:tabs>
+              <w:spacing w:after="0"/>
+              <w:jc w:val="center"/>
+              <w:rPr>
+                <w:b/>
+                <w:color w:val="000000" w:themeColor="text1"/>
+                <w:sz w:val="26"/>
+                <w:szCs w:val="26"/>
+                <w:lang w:val="vi-VN"/>
+              </w:rPr>
+            </w:pPr>
+            <w:r>
+              <w:rPr>
+                <w:b/>
+                <w:color w:val="000000" w:themeColor="text1"/>
+                <w:sz w:val="26"/>
+                <w:szCs w:val="26"/>
+                <w:lang w:val="vi-VN"/>
+              </w:rPr>
+              <w:t>Điểm thi hoặc mức độ đạt</w:t>
+            </w:r>
+          </w:p>
+        </w:tc>
+        <w:tc>
+          <w:tcPr>
+            <w:tcW w:w="992" w:type="dxa"/>
+            <w:vMerge w:val="restart"/>
+            <w:tcBorders>
+              <w:top w:val="single" w:sz="6" w:space="0" w:color="auto"/>
+              <w:left w:val="single" w:sz="6" w:space="0" w:color="auto"/>
+              <w:right w:val="single" w:sz="6" w:space="0" w:color="auto"/>
+            </w:tcBorders>
+            <w:vAlign w:val="center"/>
+            <w:hideMark/>
+          </w:tcPr>
+          <w:p>
+            <w:pPr>
+              <w:shd w:val="clear" w:color="auto" w:fill="FFFFFF" w:themeFill="background1"/>
+              <w:tabs>
+                <w:tab w:val="left" w:pos="3626"/>
+              </w:tabs>
+              <w:spacing w:after="0"/>
+              <w:jc w:val="center"/>
+              <w:rPr>
+                <w:b/>
+                <w:color w:val="000000" w:themeColor="text1"/>
+                <w:sz w:val="26"/>
+                <w:szCs w:val="26"/>
+                <w:lang w:val="vi-VN"/>
+              </w:rPr>
+            </w:pPr>
+          </w:p>
+          <w:p>
+            <w:pPr>
+              <w:shd w:val="clear" w:color="auto" w:fill="FFFFFF" w:themeFill="background1"/>
+              <w:tabs>
+                <w:tab w:val="left" w:pos="3626"/>
+              </w:tabs>
+              <w:spacing w:after="0"/>
+              <w:jc w:val="center"/>
+              <w:rPr>
+                <w:b/>
+                <w:color w:val="000000" w:themeColor="text1"/>
+                <w:sz w:val="26"/>
+                <w:szCs w:val="26"/>
+                <w:lang w:val="vi-VN"/>
+              </w:rPr>
+            </w:pPr>
+            <w:r>
+              <w:rPr>
+                <w:b/>
+                <w:color w:val="000000" w:themeColor="text1"/>
+                <w:sz w:val="26"/>
+                <w:szCs w:val="26"/>
+                <w:lang w:val="vi-VN"/>
+              </w:rPr>
+              <w:t>Xếp loại</w:t>
+            </w:r>
+          </w:p>
+        </w:tc>
+      </w:tr>
+      <w:tr>
+        <w:trPr>
+          <w:trHeight w:val="732"/>
+          <w:jc w:val="center"/>
+        </w:trPr>
+        <w:tc>
+          <w:tcPr>
+            <w:tcW w:w="745" w:type="dxa"/>
+            <w:vMerge/>
+            <w:tcBorders>
+              <w:left w:val="single" w:sz="6" w:space="0" w:color="auto"/>
+              <w:bottom w:val="single" w:sz="6" w:space="0" w:color="auto"/>
+              <w:right w:val="single" w:sz="6" w:space="0" w:color="auto"/>
+            </w:tcBorders>
+            <w:vAlign w:val="center"/>
+            <w:hideMark/>
+          </w:tcPr>
+          <w:p>
+            <w:pPr>
+              <w:shd w:val="clear" w:color="auto" w:fill="FFFFFF" w:themeFill="background1"/>
+              <w:tabs>
+                <w:tab w:val="left" w:pos="3626"/>
+              </w:tabs>
+              <w:spacing w:after="0"/>
+              <w:jc w:val="center"/>
+              <w:rPr>
+                <w:color w:val="000000" w:themeColor="text1"/>
+                <w:sz w:val="26"/>
+                <w:szCs w:val="26"/>
+              </w:rPr>
+            </w:pPr>
+          </w:p>
+        </w:tc>
+        <w:tc>
+          <w:tcPr>
+            <w:tcW w:w="1986" w:type="dxa"/>
+            <w:vMerge/>
+            <w:tcBorders>
+              <w:left w:val="single" w:sz="6" w:space="0" w:color="auto"/>
+              <w:bottom w:val="single" w:sz="6" w:space="0" w:color="auto"/>
+              <w:right w:val="single" w:sz="6" w:space="0" w:color="auto"/>
+            </w:tcBorders>
+            <w:hideMark/>
+          </w:tcPr>
+          <w:p>
+            <w:pPr>
+              <w:shd w:val="clear" w:color="auto" w:fill="FFFFFF" w:themeFill="background1"/>
+              <w:spacing w:after="0"/>
+              <w:jc w:val="center"/>
+              <w:rPr>
+                <w:color w:val="000000" w:themeColor="text1"/>
+                <w:sz w:val="26"/>
+                <w:szCs w:val="26"/>
+              </w:rPr>
+            </w:pPr>
+          </w:p>
+        </w:tc>
+        <w:tc>
+          <w:tcPr>
+            <w:tcW w:w="1530" w:type="dxa"/>
+            <w:vMerge/>
+            <w:tcBorders>
+              <w:left w:val="single" w:sz="6" w:space="0" w:color="auto"/>
+              <w:bottom w:val="single" w:sz="6" w:space="0" w:color="auto"/>
+              <w:right w:val="single" w:sz="6" w:space="0" w:color="auto"/>
+            </w:tcBorders>
+            <w:hideMark/>
+          </w:tcPr>
+          <w:p>
+            <w:pPr>
+              <w:shd w:val="clear" w:color="auto" w:fill="FFFFFF" w:themeFill="background1"/>
+              <w:spacing w:after="0"/>
+              <w:jc w:val="center"/>
+              <w:rPr>
+                <w:color w:val="000000" w:themeColor="text1"/>
+                <w:sz w:val="26"/>
+                <w:szCs w:val="26"/>
+              </w:rPr>
+            </w:pPr>
+          </w:p>
+        </w:tc>
+        <w:tc>
+          <w:tcPr>
+            <w:tcW w:w="1440" w:type="dxa"/>
+            <w:vMerge/>
+            <w:tcBorders>
+              <w:left w:val="single" w:sz="6" w:space="0" w:color="auto"/>
+              <w:bottom w:val="single" w:sz="6" w:space="0" w:color="auto"/>
+              <w:right w:val="single" w:sz="6" w:space="0" w:color="auto"/>
+            </w:tcBorders>
+            <w:vAlign w:val="center"/>
+            <w:hideMark/>
+          </w:tcPr>
+          <w:p>
+            <w:pPr>
+              <w:shd w:val="clear" w:color="auto" w:fill="FFFFFF" w:themeFill="background1"/>
+              <w:tabs>
+                <w:tab w:val="left" w:pos="3626"/>
+              </w:tabs>
+              <w:spacing w:after="0"/>
+              <w:jc w:val="center"/>
+              <w:rPr>
+                <w:color w:val="000000" w:themeColor="text1"/>
+                <w:sz w:val="26"/>
+                <w:szCs w:val="26"/>
+              </w:rPr>
+            </w:pPr>
+          </w:p>
+        </w:tc>
+        <w:tc>
+          <w:tcPr>
+            <w:tcW w:w="1273" w:type="dxa"/>
+            <w:vMerge/>
+            <w:tcBorders>
+              <w:left w:val="single" w:sz="6" w:space="0" w:color="auto"/>
+              <w:bottom w:val="single" w:sz="6" w:space="0" w:color="auto"/>
+              <w:right w:val="single" w:sz="6" w:space="0" w:color="auto"/>
+            </w:tcBorders>
+          </w:tcPr>
+          <w:p>
+            <w:pPr>
+              <w:shd w:val="clear" w:color="auto" w:fill="FFFFFF" w:themeFill="background1"/>
+              <w:tabs>
+                <w:tab w:val="left" w:pos="3626"/>
+              </w:tabs>
+              <w:spacing w:after="0"/>
+              <w:jc w:val="center"/>
+              <w:rPr>
+                <w:b/>
+                <w:color w:val="000000" w:themeColor="text1"/>
+                <w:sz w:val="26"/>
+                <w:szCs w:val="26"/>
+              </w:rPr>
+            </w:pPr>
+          </w:p>
+        </w:tc>
+        <w:tc>
+          <w:tcPr>
+            <w:tcW w:w="1072" w:type="dxa"/>
+            <w:tcBorders>
+              <w:top w:val="single" w:sz="6" w:space="0" w:color="auto"/>
+              <w:left w:val="single" w:sz="6" w:space="0" w:color="auto"/>
+              <w:bottom w:val="single" w:sz="6" w:space="0" w:color="auto"/>
+              <w:right w:val="single" w:sz="6" w:space="0" w:color="auto"/>
+            </w:tcBorders>
+            <w:vAlign w:val="center"/>
+          </w:tcPr>
+          <w:p>
+            <w:pPr>
+              <w:shd w:val="clear" w:color="auto" w:fill="FFFFFF" w:themeFill="background1"/>
+              <w:tabs>
+                <w:tab w:val="left" w:pos="3626"/>
+              </w:tabs>
+              <w:spacing w:after="0"/>
+              <w:jc w:val="center"/>
+              <w:rPr>
+                <w:b/>
+                <w:color w:val="000000" w:themeColor="text1"/>
+                <w:sz w:val="26"/>
+                <w:szCs w:val="26"/>
+              </w:rPr>
+            </w:pPr>
+            <w:r>
+              <w:rPr>
+                <w:b/>
+                <w:color w:val="000000" w:themeColor="text1"/>
+                <w:sz w:val="26"/>
+                <w:szCs w:val="26"/>
+                <w:lang w:val="vi-VN"/>
+              </w:rPr>
+              <w:t>Lý thuyết</w:t>
+            </w:r>
+          </w:p>
+        </w:tc>
+        <w:tc>
+          <w:tcPr>
+            <w:tcW w:w="992" w:type="dxa"/>
+            <w:tcBorders>
+              <w:top w:val="single" w:sz="6" w:space="0" w:color="auto"/>
+              <w:left w:val="single" w:sz="6" w:space="0" w:color="auto"/>
+              <w:bottom w:val="single" w:sz="6" w:space="0" w:color="auto"/>
+              <w:right w:val="single" w:sz="6" w:space="0" w:color="auto"/>
+            </w:tcBorders>
+            <w:vAlign w:val="center"/>
+            <w:hideMark/>
+          </w:tcPr>
+          <w:p>
+            <w:pPr>
+              <w:shd w:val="clear" w:color="auto" w:fill="FFFFFF" w:themeFill="background1"/>
+              <w:tabs>
+                <w:tab w:val="left" w:pos="3626"/>
+              </w:tabs>
+              <w:spacing w:after="0"/>
+              <w:jc w:val="center"/>
+              <w:rPr>
+                <w:color w:val="000000" w:themeColor="text1"/>
+                <w:sz w:val="26"/>
+                <w:szCs w:val="26"/>
+              </w:rPr>
+            </w:pPr>
+            <w:r>
+              <w:rPr>
+                <w:b/>
+                <w:color w:val="000000" w:themeColor="text1"/>
+                <w:sz w:val="26"/>
+                <w:szCs w:val="26"/>
+                <w:lang w:val="vi-VN"/>
+              </w:rPr>
+              <w:t>Lâm sàng</w:t>
+            </w:r>
+          </w:p>
+        </w:tc>
+        <w:tc>
+          <w:tcPr>
+            <w:tcW w:w="992" w:type="dxa"/>
+            <w:vMerge/>
+            <w:tcBorders>
+              <w:left w:val="single" w:sz="6" w:space="0" w:color="auto"/>
+              <w:bottom w:val="single" w:sz="6" w:space="0" w:color="auto"/>
+              <w:right w:val="single" w:sz="6" w:space="0" w:color="auto"/>
+            </w:tcBorders>
+            <w:vAlign w:val="center"/>
+            <w:hideMark/>
+          </w:tcPr>
+          <w:p>
+            <w:pPr>
+              <w:shd w:val="clear" w:color="auto" w:fill="FFFFFF" w:themeFill="background1"/>
+              <w:tabs>
+                <w:tab w:val="left" w:pos="3626"/>
+              </w:tabs>
+              <w:spacing w:after="0"/>
+              <w:jc w:val="center"/>
+              <w:rPr>
+                <w:color w:val="000000" w:themeColor="text1"/>
+                <w:sz w:val="26"/>
+                <w:szCs w:val="26"/>
+                <w:lang w:val="de-DE"/>
+              </w:rPr>
+            </w:pPr>
+          </w:p>
+        </w:tc>
+      </w:tr>
+      <w:tr>
+        <w:trPr>
+          <w:trHeight w:val="737"/>
+          <w:jc w:val="center"/>
+        </w:trPr>
+        <w:tc>
+          <w:tcPr>
+            <w:tcW w:w="745" w:type="dxa"/>
+            <w:tcBorders>
+              <w:top w:val="single" w:sz="6" w:space="0" w:color="auto"/>
+              <w:left w:val="single" w:sz="6" w:space="0" w:color="auto"/>
+              <w:bottom w:val="single" w:sz="6" w:space="0" w:color="auto"/>
+              <w:right w:val="single" w:sz="6" w:space="0" w:color="auto"/>
+            </w:tcBorders>
+            <w:shd w:val="clear" w:color="auto" w:fill="FFFFFF"/>
+            <w:vAlign w:val="center"/>
+            <w:hideMark/>
+          </w:tcPr>
+          <w:p>
+            <w:pPr>
+              <w:shd w:val="clear" w:color="auto" w:fill="FFFFFF" w:themeFill="background1"/>
+              <w:tabs>
+                <w:tab w:val="left" w:pos="3626"/>
+              </w:tabs>
+              <w:spacing w:after="0"/>
+              <w:jc w:val="center"/>
+              <w:rPr>
+                <w:color w:val="000000" w:themeColor="text1"/>
+                <w:sz w:val="26"/>
+                <w:szCs w:val="26"/>
+              </w:rPr>
+            </w:pPr>
+          </w:p>
+        </w:tc>
+        <w:tc>
+          <w:tcPr>
+            <w:tcW w:w="1986" w:type="dxa"/>
+            <w:tcBorders>
+              <w:top w:val="single" w:sz="6" w:space="0" w:color="auto"/>
+              <w:left w:val="single" w:sz="6" w:space="0" w:color="auto"/>
+              <w:bottom w:val="single" w:sz="6" w:space="0" w:color="auto"/>
+              <w:right w:val="single" w:sz="6" w:space="0" w:color="auto"/>
+            </w:tcBorders>
+            <w:shd w:val="clear" w:color="auto" w:fill="FFFFFF"/>
+            <w:hideMark/>
+          </w:tcPr>
+          <w:p>
+            <w:pPr>
+              <w:shd w:val="clear" w:color="auto" w:fill="FFFFFF" w:themeFill="background1"/>
+              <w:spacing w:after="0"/>
+              <w:jc w:val="both"/>
+              <w:rPr>
+                <w:color w:val="000000" w:themeColor="text1"/>
+                <w:sz w:val="26"/>
+                <w:szCs w:val="26"/>
+              </w:rPr>
+            </w:pPr>
+          </w:p>
+        </w:tc>
+        <w:tc>
+          <w:tcPr>
+            <w:tcW w:w="1530" w:type="dxa"/>
+            <w:tcBorders>
+              <w:top w:val="single" w:sz="6" w:space="0" w:color="auto"/>
+              <w:left w:val="single" w:sz="6" w:space="0" w:color="auto"/>
+              <w:bottom w:val="single" w:sz="6" w:space="0" w:color="auto"/>
+              <w:right w:val="single" w:sz="6" w:space="0" w:color="auto"/>
+            </w:tcBorders>
+            <w:shd w:val="clear" w:color="auto" w:fill="FFFFFF"/>
+            <w:hideMark/>
+          </w:tcPr>
+          <w:p>
+            <w:pPr>
+              <w:shd w:val="clear" w:color="auto" w:fill="FFFFFF" w:themeFill="background1"/>
+              <w:spacing w:after="0"/>
+              <w:rPr>
+                <w:color w:val="000000" w:themeColor="text1"/>
+                <w:sz w:val="26"/>
+                <w:szCs w:val="26"/>
+              </w:rPr>
+            </w:pPr>
+          </w:p>
+        </w:tc>
+        <w:tc>
+          <w:tcPr>
+            <w:tcW w:w="1440" w:type="dxa"/>
+            <w:tcBorders>
+              <w:top w:val="single" w:sz="6" w:space="0" w:color="auto"/>
+              <w:left w:val="single" w:sz="6" w:space="0" w:color="auto"/>
+              <w:bottom w:val="single" w:sz="6" w:space="0" w:color="auto"/>
+              <w:right w:val="single" w:sz="6" w:space="0" w:color="auto"/>
+            </w:tcBorders>
+            <w:shd w:val="clear" w:color="auto" w:fill="FFFFFF"/>
+            <w:vAlign w:val="center"/>
+            <w:hideMark/>
+          </w:tcPr>
+          <w:p>
+            <w:pPr>
+              <w:shd w:val="clear" w:color="auto" w:fill="FFFFFF" w:themeFill="background1"/>
+              <w:tabs>
+                <w:tab w:val="left" w:pos="3626"/>
+              </w:tabs>
+              <w:spacing w:after="0"/>
+              <w:jc w:val="center"/>
+              <w:rPr>
+                <w:color w:val="000000" w:themeColor="text1"/>
+                <w:sz w:val="26"/>
+                <w:szCs w:val="26"/>
+              </w:rPr>
+            </w:pPr>
+          </w:p>
+        </w:tc>
+        <w:tc>
+          <w:tcPr>
+            <w:tcW w:w="1273" w:type="dxa"/>
+            <w:tcBorders>
+              <w:top w:val="single" w:sz="6" w:space="0" w:color="auto"/>
+              <w:left w:val="single" w:sz="6" w:space="0" w:color="auto"/>
+              <w:bottom w:val="single" w:sz="6" w:space="0" w:color="auto"/>
+              <w:right w:val="single" w:sz="6" w:space="0" w:color="auto"/>
+            </w:tcBorders>
+            <w:shd w:val="clear" w:color="auto" w:fill="FFFFFF"/>
+          </w:tcPr>
+          <w:p>
+            <w:pPr>
+              <w:shd w:val="clear" w:color="auto" w:fill="FFFFFF" w:themeFill="background1"/>
+              <w:tabs>
+                <w:tab w:val="left" w:pos="3626"/>
+              </w:tabs>
+              <w:spacing w:after="0"/>
+              <w:jc w:val="center"/>
+              <w:rPr>
+                <w:color w:val="000000" w:themeColor="text1"/>
+                <w:sz w:val="26"/>
+                <w:szCs w:val="26"/>
+              </w:rPr>
+            </w:pPr>
+          </w:p>
+        </w:tc>
+        <w:tc>
+          <w:tcPr>
+            <w:tcW w:w="1072" w:type="dxa"/>
+            <w:tcBorders>
+              <w:top w:val="single" w:sz="6" w:space="0" w:color="auto"/>
+              <w:left w:val="single" w:sz="6" w:space="0" w:color="auto"/>
+              <w:bottom w:val="single" w:sz="6" w:space="0" w:color="auto"/>
+              <w:right w:val="single" w:sz="6" w:space="0" w:color="auto"/>
+            </w:tcBorders>
+            <w:shd w:val="clear" w:color="auto" w:fill="FFFFFF"/>
+          </w:tcPr>
+          <w:p>
+            <w:pPr>
+              <w:shd w:val="clear" w:color="auto" w:fill="FFFFFF" w:themeFill="background1"/>
+              <w:tabs>
+                <w:tab w:val="left" w:pos="3626"/>
+              </w:tabs>
+              <w:spacing w:after="0"/>
+              <w:jc w:val="center"/>
+              <w:rPr>
+                <w:color w:val="000000" w:themeColor="text1"/>
+                <w:sz w:val="26"/>
+                <w:szCs w:val="26"/>
+              </w:rPr>
+            </w:pPr>
+          </w:p>
+        </w:tc>
+        <w:tc>
+          <w:tcPr>
+            <w:tcW w:w="992" w:type="dxa"/>
+            <w:tcBorders>
+              <w:top w:val="single" w:sz="6" w:space="0" w:color="auto"/>
+              <w:left w:val="single" w:sz="6" w:space="0" w:color="auto"/>
+              <w:bottom w:val="single" w:sz="6" w:space="0" w:color="auto"/>
+              <w:right w:val="single" w:sz="6" w:space="0" w:color="auto"/>
+            </w:tcBorders>
+            <w:shd w:val="clear" w:color="auto" w:fill="FFFFFF"/>
+            <w:vAlign w:val="center"/>
+            <w:hideMark/>
+          </w:tcPr>
+          <w:p>
+            <w:pPr>
+              <w:shd w:val="clear" w:color="auto" w:fill="FFFFFF" w:themeFill="background1"/>
+              <w:tabs>
+                <w:tab w:val="left" w:pos="3626"/>
+              </w:tabs>
+              <w:spacing w:after="0"/>
+              <w:jc w:val="center"/>
+              <w:rPr>
+                <w:color w:val="000000" w:themeColor="text1"/>
+                <w:sz w:val="26"/>
+                <w:szCs w:val="26"/>
+              </w:rPr>
+            </w:pPr>
+          </w:p>
+        </w:tc>
+        <w:tc>
+          <w:tcPr>
+            <w:tcW w:w="992" w:type="dxa"/>
+            <w:tcBorders>
+              <w:top w:val="single" w:sz="6" w:space="0" w:color="auto"/>
+              <w:left w:val="single" w:sz="6" w:space="0" w:color="auto"/>
+              <w:bottom w:val="single" w:sz="6" w:space="0" w:color="auto"/>
+              <w:right w:val="single" w:sz="6" w:space="0" w:color="auto"/>
+            </w:tcBorders>
+            <w:shd w:val="clear" w:color="auto" w:fill="FFFFFF"/>
+            <w:vAlign w:val="center"/>
+            <w:hideMark/>
+          </w:tcPr>
+          <w:p>
+            <w:pPr>
+              <w:shd w:val="clear" w:color="auto" w:fill="FFFFFF" w:themeFill="background1"/>
+              <w:tabs>
+                <w:tab w:val="left" w:pos="3626"/>
+              </w:tabs>
+              <w:spacing w:after="0"/>
+              <w:jc w:val="center"/>
+              <w:rPr>
+                <w:color w:val="000000" w:themeColor="text1"/>
+                <w:sz w:val="26"/>
+                <w:szCs w:val="26"/>
+              </w:rPr>
+            </w:pPr>
+          </w:p>
+        </w:tc>
+      </w:tr>
+      <w:tr>
+        <w:trPr>
+          <w:trHeight w:val="737"/>
+          <w:jc w:val="center"/>
+        </w:trPr>
+        <w:tc>
+          <w:tcPr>
+            <w:tcW w:w="745" w:type="dxa"/>
+            <w:tcBorders>
+              <w:top w:val="single" w:sz="6" w:space="0" w:color="auto"/>
+              <w:left w:val="single" w:sz="6" w:space="0" w:color="auto"/>
+              <w:bottom w:val="single" w:sz="6" w:space="0" w:color="auto"/>
+              <w:right w:val="single" w:sz="6" w:space="0" w:color="auto"/>
+            </w:tcBorders>
+            <w:shd w:val="clear" w:color="auto" w:fill="FFFFFF"/>
+            <w:vAlign w:val="center"/>
+            <w:hideMark/>
+          </w:tcPr>
+          <w:p>
+            <w:pPr>
+              <w:shd w:val="clear" w:color="auto" w:fill="FFFFFF" w:themeFill="background1"/>
+              <w:tabs>
+                <w:tab w:val="left" w:pos="3626"/>
+              </w:tabs>
+              <w:spacing w:after="0"/>
+              <w:jc w:val="center"/>
+              <w:rPr>
+                <w:color w:val="000000" w:themeColor="text1"/>
+                <w:sz w:val="26"/>
+                <w:szCs w:val="26"/>
+              </w:rPr>
+            </w:pPr>
+          </w:p>
+        </w:tc>
+        <w:tc>
+          <w:tcPr>
+            <w:tcW w:w="1986" w:type="dxa"/>
+            <w:tcBorders>
+              <w:top w:val="single" w:sz="6" w:space="0" w:color="auto"/>
+              <w:left w:val="single" w:sz="6" w:space="0" w:color="auto"/>
+              <w:bottom w:val="single" w:sz="6" w:space="0" w:color="auto"/>
+              <w:right w:val="single" w:sz="6" w:space="0" w:color="auto"/>
+            </w:tcBorders>
+            <w:shd w:val="clear" w:color="auto" w:fill="FFFFFF"/>
+            <w:hideMark/>
+          </w:tcPr>
+          <w:p>
+            <w:pPr>
+              <w:shd w:val="clear" w:color="auto" w:fill="FFFFFF" w:themeFill="background1"/>
+              <w:spacing w:after="0"/>
+              <w:jc w:val="both"/>
+              <w:rPr>
+                <w:color w:val="000000" w:themeColor="text1"/>
+                <w:sz w:val="26"/>
+                <w:szCs w:val="26"/>
+              </w:rPr>
+            </w:pPr>
+          </w:p>
+        </w:tc>
+        <w:tc>
+          <w:tcPr>
+            <w:tcW w:w="1530" w:type="dxa"/>
+            <w:tcBorders>
+              <w:top w:val="single" w:sz="6" w:space="0" w:color="auto"/>
+              <w:left w:val="single" w:sz="6" w:space="0" w:color="auto"/>
+              <w:bottom w:val="single" w:sz="6" w:space="0" w:color="auto"/>
+              <w:right w:val="single" w:sz="6" w:space="0" w:color="auto"/>
+            </w:tcBorders>
+            <w:shd w:val="clear" w:color="auto" w:fill="FFFFFF"/>
+            <w:hideMark/>
+          </w:tcPr>
+          <w:p>
+            <w:pPr>
+              <w:shd w:val="clear" w:color="auto" w:fill="FFFFFF" w:themeFill="background1"/>
+              <w:spacing w:after="0"/>
+              <w:jc w:val="both"/>
+              <w:rPr>
+                <w:color w:val="000000" w:themeColor="text1"/>
+                <w:sz w:val="26"/>
+                <w:szCs w:val="26"/>
+              </w:rPr>
+            </w:pPr>
+          </w:p>
+        </w:tc>
+        <w:tc>
+          <w:tcPr>
+            <w:tcW w:w="1440" w:type="dxa"/>
+            <w:tcBorders>
+              <w:top w:val="single" w:sz="6" w:space="0" w:color="auto"/>
+              <w:left w:val="single" w:sz="6" w:space="0" w:color="auto"/>
+              <w:bottom w:val="single" w:sz="6" w:space="0" w:color="auto"/>
+              <w:right w:val="single" w:sz="6" w:space="0" w:color="auto"/>
+            </w:tcBorders>
+            <w:shd w:val="clear" w:color="auto" w:fill="FFFFFF"/>
+            <w:vAlign w:val="center"/>
+            <w:hideMark/>
+          </w:tcPr>
+          <w:p>
+            <w:pPr>
+              <w:shd w:val="clear" w:color="auto" w:fill="FFFFFF" w:themeFill="background1"/>
+              <w:tabs>
+                <w:tab w:val="left" w:pos="3626"/>
+              </w:tabs>
+              <w:spacing w:after="0"/>
+              <w:jc w:val="center"/>
+              <w:rPr>
+                <w:color w:val="000000" w:themeColor="text1"/>
+                <w:sz w:val="26"/>
+                <w:szCs w:val="26"/>
+              </w:rPr>
+            </w:pPr>
+          </w:p>
+        </w:tc>
+        <w:tc>
+          <w:tcPr>
+            <w:tcW w:w="1273" w:type="dxa"/>
+            <w:tcBorders>
+              <w:top w:val="single" w:sz="6" w:space="0" w:color="auto"/>
+              <w:left w:val="single" w:sz="6" w:space="0" w:color="auto"/>
+              <w:bottom w:val="single" w:sz="6" w:space="0" w:color="auto"/>
+              <w:right w:val="single" w:sz="6" w:space="0" w:color="auto"/>
+            </w:tcBorders>
+            <w:shd w:val="clear" w:color="auto" w:fill="FFFFFF"/>
+          </w:tcPr>
+          <w:p>
+            <w:pPr>
+              <w:shd w:val="clear" w:color="auto" w:fill="FFFFFF" w:themeFill="background1"/>
+              <w:tabs>
+                <w:tab w:val="left" w:pos="3626"/>
+              </w:tabs>
+              <w:spacing w:after="0"/>
+              <w:jc w:val="center"/>
+              <w:rPr>
+                <w:color w:val="000000" w:themeColor="text1"/>
+                <w:sz w:val="26"/>
+                <w:szCs w:val="26"/>
+              </w:rPr>
+            </w:pPr>
+          </w:p>
+        </w:tc>
+        <w:tc>
+          <w:tcPr>
+            <w:tcW w:w="1072" w:type="dxa"/>
+            <w:tcBorders>
+              <w:top w:val="single" w:sz="6" w:space="0" w:color="auto"/>
+              <w:left w:val="single" w:sz="6" w:space="0" w:color="auto"/>
+              <w:bottom w:val="single" w:sz="6" w:space="0" w:color="auto"/>
+              <w:right w:val="single" w:sz="6" w:space="0" w:color="auto"/>
+            </w:tcBorders>
+            <w:shd w:val="clear" w:color="auto" w:fill="FFFFFF"/>
+          </w:tcPr>
+          <w:p>
+            <w:pPr>
+              <w:shd w:val="clear" w:color="auto" w:fill="FFFFFF" w:themeFill="background1"/>
+              <w:tabs>
+                <w:tab w:val="left" w:pos="3626"/>
+              </w:tabs>
+              <w:spacing w:after="0"/>
+              <w:jc w:val="center"/>
+              <w:rPr>
+                <w:color w:val="000000" w:themeColor="text1"/>
+                <w:sz w:val="26"/>
+                <w:szCs w:val="26"/>
+              </w:rPr>
+            </w:pPr>
+          </w:p>
+        </w:tc>
+        <w:tc>
+          <w:tcPr>
+            <w:tcW w:w="992" w:type="dxa"/>
+            <w:tcBorders>
+              <w:top w:val="single" w:sz="6" w:space="0" w:color="auto"/>
+              <w:left w:val="single" w:sz="6" w:space="0" w:color="auto"/>
+              <w:bottom w:val="single" w:sz="6" w:space="0" w:color="auto"/>
+              <w:right w:val="single" w:sz="6" w:space="0" w:color="auto"/>
+            </w:tcBorders>
+            <w:shd w:val="clear" w:color="auto" w:fill="FFFFFF"/>
+            <w:vAlign w:val="center"/>
+            <w:hideMark/>
+          </w:tcPr>
+          <w:p>
+            <w:pPr>
+              <w:shd w:val="clear" w:color="auto" w:fill="FFFFFF" w:themeFill="background1"/>
+              <w:tabs>
+                <w:tab w:val="left" w:pos="3626"/>
+              </w:tabs>
+              <w:spacing w:after="0"/>
+              <w:jc w:val="center"/>
+              <w:rPr>
+                <w:color w:val="000000" w:themeColor="text1"/>
+                <w:sz w:val="26"/>
+                <w:szCs w:val="26"/>
+              </w:rPr>
+            </w:pPr>
+          </w:p>
+        </w:tc>
+        <w:tc>
+          <w:tcPr>
+            <w:tcW w:w="992" w:type="dxa"/>
+            <w:tcBorders>
+              <w:top w:val="single" w:sz="6" w:space="0" w:color="auto"/>
+              <w:left w:val="single" w:sz="6" w:space="0" w:color="auto"/>
+              <w:bottom w:val="single" w:sz="6" w:space="0" w:color="auto"/>
+              <w:right w:val="single" w:sz="6" w:space="0" w:color="auto"/>
+            </w:tcBorders>
+            <w:shd w:val="clear" w:color="auto" w:fill="FFFFFF"/>
+            <w:vAlign w:val="center"/>
+            <w:hideMark/>
+          </w:tcPr>
+          <w:p>
+            <w:pPr>
+              <w:shd w:val="clear" w:color="auto" w:fill="FFFFFF" w:themeFill="background1"/>
+              <w:tabs>
+                <w:tab w:val="left" w:pos="3626"/>
+              </w:tabs>
+              <w:spacing w:after="0"/>
+              <w:jc w:val="center"/>
+              <w:rPr>
+                <w:color w:val="000000" w:themeColor="text1"/>
+                <w:sz w:val="26"/>
+                <w:szCs w:val="26"/>
+              </w:rPr>
+            </w:pPr>
+          </w:p>
+        </w:tc>
+      </w:tr>
+      <w:tr>
+        <w:trPr>
+          <w:trHeight w:val="737"/>
+          <w:jc w:val="center"/>
+        </w:trPr>
+        <w:tc>
+          <w:tcPr>
+            <w:tcW w:w="745" w:type="dxa"/>
+            <w:tcBorders>
+              <w:top w:val="single" w:sz="6" w:space="0" w:color="auto"/>
+              <w:left w:val="single" w:sz="6" w:space="0" w:color="auto"/>
+              <w:bottom w:val="single" w:sz="6" w:space="0" w:color="auto"/>
+              <w:right w:val="single" w:sz="6" w:space="0" w:color="auto"/>
+            </w:tcBorders>
+            <w:shd w:val="clear" w:color="auto" w:fill="FFFFFF"/>
+            <w:vAlign w:val="center"/>
+            <w:hideMark/>
+          </w:tcPr>
+          <w:p>
+            <w:pPr>
+              <w:shd w:val="clear" w:color="auto" w:fill="FFFFFF" w:themeFill="background1"/>
+              <w:tabs>
+                <w:tab w:val="left" w:pos="3626"/>
+              </w:tabs>
+              <w:spacing w:after="0"/>
+              <w:jc w:val="center"/>
+              <w:rPr>
+                <w:color w:val="000000" w:themeColor="text1"/>
+                <w:sz w:val="26"/>
+                <w:szCs w:val="26"/>
+              </w:rPr>
+            </w:pPr>
+          </w:p>
+        </w:tc>
+        <w:tc>
+          <w:tcPr>
+            <w:tcW w:w="1986" w:type="dxa"/>
+            <w:tcBorders>
+              <w:top w:val="single" w:sz="6" w:space="0" w:color="auto"/>
+              <w:left w:val="single" w:sz="6" w:space="0" w:color="auto"/>
+              <w:bottom w:val="single" w:sz="6" w:space="0" w:color="auto"/>
+              <w:right w:val="single" w:sz="6" w:space="0" w:color="auto"/>
+            </w:tcBorders>
+            <w:shd w:val="clear" w:color="auto" w:fill="FFFFFF"/>
+            <w:hideMark/>
+          </w:tcPr>
+          <w:p>
+            <w:pPr>
+              <w:shd w:val="clear" w:color="auto" w:fill="FFFFFF" w:themeFill="background1"/>
+              <w:spacing w:after="0"/>
+              <w:jc w:val="both"/>
+              <w:rPr>
+                <w:color w:val="000000" w:themeColor="text1"/>
+                <w:sz w:val="26"/>
+                <w:szCs w:val="26"/>
+              </w:rPr>
+            </w:pPr>
+          </w:p>
+        </w:tc>
+        <w:tc>
+          <w:tcPr>
+            <w:tcW w:w="1530" w:type="dxa"/>
+            <w:tcBorders>
+              <w:top w:val="single" w:sz="6" w:space="0" w:color="auto"/>
+              <w:left w:val="single" w:sz="6" w:space="0" w:color="auto"/>
+              <w:bottom w:val="single" w:sz="6" w:space="0" w:color="auto"/>
+              <w:right w:val="single" w:sz="6" w:space="0" w:color="auto"/>
+            </w:tcBorders>
+            <w:shd w:val="clear" w:color="auto" w:fill="FFFFFF"/>
+            <w:hideMark/>
+          </w:tcPr>
+          <w:p>
+            <w:pPr>
+              <w:shd w:val="clear" w:color="auto" w:fill="FFFFFF" w:themeFill="background1"/>
+              <w:spacing w:after="0"/>
+              <w:jc w:val="both"/>
+              <w:rPr>
+                <w:color w:val="000000" w:themeColor="text1"/>
+                <w:sz w:val="26"/>
+                <w:szCs w:val="26"/>
+              </w:rPr>
+            </w:pPr>
+          </w:p>
+        </w:tc>
+        <w:tc>
+          <w:tcPr>
+            <w:tcW w:w="1440" w:type="dxa"/>
+            <w:tcBorders>
+              <w:top w:val="single" w:sz="6" w:space="0" w:color="auto"/>
+              <w:left w:val="single" w:sz="6" w:space="0" w:color="auto"/>
+              <w:bottom w:val="single" w:sz="6" w:space="0" w:color="auto"/>
+              <w:right w:val="single" w:sz="6" w:space="0" w:color="auto"/>
+            </w:tcBorders>
+            <w:shd w:val="clear" w:color="auto" w:fill="FFFFFF"/>
+            <w:vAlign w:val="center"/>
+            <w:hideMark/>
+          </w:tcPr>
+          <w:p>
+            <w:pPr>
+              <w:shd w:val="clear" w:color="auto" w:fill="FFFFFF" w:themeFill="background1"/>
+              <w:tabs>
+                <w:tab w:val="left" w:pos="3626"/>
+              </w:tabs>
+              <w:spacing w:after="0"/>
+              <w:jc w:val="center"/>
+              <w:rPr>
+                <w:color w:val="000000" w:themeColor="text1"/>
+                <w:sz w:val="26"/>
+                <w:szCs w:val="26"/>
+              </w:rPr>
+            </w:pPr>
+          </w:p>
+        </w:tc>
+        <w:tc>
+          <w:tcPr>
+            <w:tcW w:w="1273" w:type="dxa"/>
+            <w:tcBorders>
+              <w:top w:val="single" w:sz="6" w:space="0" w:color="auto"/>
+              <w:left w:val="single" w:sz="6" w:space="0" w:color="auto"/>
+              <w:bottom w:val="single" w:sz="6" w:space="0" w:color="auto"/>
+              <w:right w:val="single" w:sz="6" w:space="0" w:color="auto"/>
+            </w:tcBorders>
+            <w:shd w:val="clear" w:color="auto" w:fill="FFFFFF"/>
+          </w:tcPr>
+          <w:p>
+            <w:pPr>
+              <w:shd w:val="clear" w:color="auto" w:fill="FFFFFF" w:themeFill="background1"/>
+              <w:tabs>
+                <w:tab w:val="left" w:pos="3626"/>
+              </w:tabs>
+              <w:spacing w:after="0"/>
+              <w:jc w:val="center"/>
+              <w:rPr>
+                <w:color w:val="000000" w:themeColor="text1"/>
+                <w:sz w:val="26"/>
+                <w:szCs w:val="26"/>
+              </w:rPr>
+            </w:pPr>
+          </w:p>
+        </w:tc>
+        <w:tc>
+          <w:tcPr>
+            <w:tcW w:w="1072" w:type="dxa"/>
+            <w:tcBorders>
+              <w:top w:val="single" w:sz="6" w:space="0" w:color="auto"/>
+              <w:left w:val="single" w:sz="6" w:space="0" w:color="auto"/>
+              <w:bottom w:val="single" w:sz="6" w:space="0" w:color="auto"/>
+              <w:right w:val="single" w:sz="6" w:space="0" w:color="auto"/>
+            </w:tcBorders>
+            <w:shd w:val="clear" w:color="auto" w:fill="FFFFFF"/>
+          </w:tcPr>
+          <w:p>
+            <w:pPr>
+              <w:shd w:val="clear" w:color="auto" w:fill="FFFFFF" w:themeFill="background1"/>
+              <w:tabs>
+                <w:tab w:val="left" w:pos="3626"/>
+              </w:tabs>
+              <w:spacing w:after="0"/>
+              <w:jc w:val="center"/>
+              <w:rPr>
+                <w:color w:val="000000" w:themeColor="text1"/>
+                <w:sz w:val="26"/>
+                <w:szCs w:val="26"/>
+              </w:rPr>
+            </w:pPr>
+          </w:p>
+        </w:tc>
+        <w:tc>
+          <w:tcPr>
+            <w:tcW w:w="992" w:type="dxa"/>
+            <w:tcBorders>
+              <w:top w:val="single" w:sz="6" w:space="0" w:color="auto"/>
+              <w:left w:val="single" w:sz="6" w:space="0" w:color="auto"/>
+              <w:bottom w:val="single" w:sz="6" w:space="0" w:color="auto"/>
+              <w:right w:val="single" w:sz="6" w:space="0" w:color="auto"/>
+            </w:tcBorders>
+            <w:shd w:val="clear" w:color="auto" w:fill="FFFFFF"/>
+            <w:vAlign w:val="center"/>
+            <w:hideMark/>
+          </w:tcPr>
+          <w:p>
+            <w:pPr>
+              <w:shd w:val="clear" w:color="auto" w:fill="FFFFFF" w:themeFill="background1"/>
+              <w:tabs>
+                <w:tab w:val="left" w:pos="3626"/>
+              </w:tabs>
+              <w:spacing w:after="0"/>
+              <w:jc w:val="center"/>
+              <w:rPr>
+                <w:color w:val="000000" w:themeColor="text1"/>
+                <w:sz w:val="26"/>
+                <w:szCs w:val="26"/>
+              </w:rPr>
+            </w:pPr>
+          </w:p>
+        </w:tc>
+        <w:tc>
+          <w:tcPr>
+            <w:tcW w:w="992" w:type="dxa"/>
+            <w:tcBorders>
+              <w:top w:val="single" w:sz="6" w:space="0" w:color="auto"/>
+              <w:left w:val="single" w:sz="6" w:space="0" w:color="auto"/>
+              <w:bottom w:val="single" w:sz="6" w:space="0" w:color="auto"/>
+              <w:right w:val="single" w:sz="6" w:space="0" w:color="auto"/>
+            </w:tcBorders>
+            <w:shd w:val="clear" w:color="auto" w:fill="FFFFFF"/>
+            <w:vAlign w:val="center"/>
+            <w:hideMark/>
+          </w:tcPr>
+          <w:p>
+            <w:pPr>
+              <w:shd w:val="clear" w:color="auto" w:fill="FFFFFF" w:themeFill="background1"/>
+              <w:tabs>
+                <w:tab w:val="left" w:pos="3626"/>
+              </w:tabs>
+              <w:spacing w:after="0"/>
+              <w:jc w:val="center"/>
+              <w:rPr>
+                <w:color w:val="000000" w:themeColor="text1"/>
+                <w:sz w:val="26"/>
+                <w:szCs w:val="26"/>
+              </w:rPr>
+            </w:pPr>
+          </w:p>
+        </w:tc>
+      </w:tr>
+    </w:tbl>
+    <w:p>
+      <w:pPr>
+        <w:shd w:val="clear" w:color="auto" w:fill="FFFFFF" w:themeFill="background1"/>
+        <w:tabs>
+          <w:tab w:val="left" w:pos="851"/>
+        </w:tabs>
+        <w:spacing w:after="0"/>
+        <w:ind w:left="426" w:firstLine="141"/>
+        <w:jc w:val="center"/>
+        <w:rPr>
+          <w:b/>
+          <w:color w:val="000000" w:themeColor="text1"/>
+          <w:sz w:val="12"/>
+          <w:szCs w:val="12"/>
+          <w:lang w:val="vi-VN"/>
+        </w:rPr>
+      </w:pPr>
+    </w:p>
+    <w:p>
+      <w:pPr>
+        <w:pStyle w:val="ListParagraph"/>
+        <w:numPr>
+          <w:ilvl w:val="0"/>
+          <w:numId w:val="2"/>
+        </w:numPr>
+        <w:shd w:val="clear" w:color="auto" w:fill="FFFFFF" w:themeFill="background1"/>
+        <w:tabs>
+          <w:tab w:val="left" w:pos="851"/>
+        </w:tabs>
+        <w:spacing w:after="0" w:line="240" w:lineRule="auto"/>
+        <w:ind w:left="426" w:firstLine="141"/>
+        <w:rPr>
+          <w:b/>
+          <w:color w:val="000000" w:themeColor="text1"/>
+          <w:sz w:val="26"/>
+          <w:szCs w:val="26"/>
+          <w:lang w:val="vi-VN"/>
+        </w:rPr>
+      </w:pPr>
+      <w:r>
+        <w:rPr>
+          <w:b/>
+          <w:color w:val="000000" w:themeColor="text1"/>
+          <w:sz w:val="26"/>
+          <w:szCs w:val="26"/>
+        </w:rPr>
+        <w:t xml:space="preserve"> </w:t>
+      </w:r>
+      <w:r>
+        <w:rPr>
+          <w:b/>
+          <w:color w:val="000000" w:themeColor="text1"/>
+          <w:sz w:val="26"/>
+          <w:szCs w:val="26"/>
+          <w:lang w:val="vi-VN"/>
+        </w:rPr>
+        <w:t xml:space="preserve">TỔNG KẾT: </w:t>
+      </w:r>
+    </w:p>
+    <w:p>
+      <w:pPr>
+        <w:shd w:val="clear" w:color="auto" w:fill="FFFFFF" w:themeFill="background1"/>
+        <w:tabs>
+          <w:tab w:val="left" w:pos="851"/>
+        </w:tabs>
+        <w:spacing w:after="0"/>
+        <w:ind w:left="426" w:firstLine="141"/>
+        <w:rPr>
+          <w:color w:val="000000" w:themeColor="text1"/>
+          <w:sz w:val="26"/>
+          <w:szCs w:val="26"/>
+          <w:lang w:val="vi-VN"/>
+        </w:rPr>
+      </w:pPr>
+      <w:r>
+        <w:rPr>
+          <w:color w:val="000000" w:themeColor="text1"/>
+          <w:sz w:val="26"/>
+          <w:szCs w:val="26"/>
+          <w:lang w:val="vi-VN"/>
+        </w:rPr>
+        <w:t xml:space="preserve">TỔNG SỐ: </w:t>
+      </w:r>
+      <w:r>
+        <w:rPr>
+          <w:color w:val="000000" w:themeColor="text1"/>
+          <w:sz w:val="26"/>
+          <w:szCs w:val="26"/>
+        </w:rPr>
+        <w:t xml:space="preserve">[[]] </w:t>
+      </w:r>
+      <w:r>
+        <w:rPr>
+          <w:color w:val="000000" w:themeColor="text1"/>
+          <w:sz w:val="26"/>
+          <w:szCs w:val="26"/>
+          <w:lang w:val="vi-VN"/>
+        </w:rPr>
+        <w:t xml:space="preserve">Học viên </w:t>
+      </w:r>
+    </w:p>
+    <w:p>
+      <w:pPr>
+        <w:shd w:val="clear" w:color="auto" w:fill="FFFFFF" w:themeFill="background1"/>
+        <w:tabs>
+          <w:tab w:val="left" w:pos="851"/>
+        </w:tabs>
+        <w:spacing w:after="0"/>
+        <w:ind w:left="426" w:firstLine="141"/>
+        <w:rPr>
+          <w:color w:val="000000" w:themeColor="text1"/>
+          <w:sz w:val="26"/>
+          <w:szCs w:val="26"/>
+          <w:lang w:val="vi-VN"/>
+        </w:rPr>
+      </w:pPr>
+      <w:r>
+        <w:rPr>
+          <w:color w:val="000000" w:themeColor="text1"/>
+          <w:sz w:val="26"/>
+          <w:szCs w:val="26"/>
+          <w:lang w:val="vi-VN"/>
+        </w:rPr>
+        <w:t xml:space="preserve">SỐ ĐỦ ĐK TỐT NGHIỆP: </w:t>
+      </w:r>
+      <w:r>
+        <w:rPr>
+          <w:color w:val="000000" w:themeColor="text1"/>
+          <w:sz w:val="26"/>
+          <w:szCs w:val="26"/>
+        </w:rPr>
+        <w:t xml:space="preserve">[[]] </w:t>
+      </w:r>
+      <w:r>
+        <w:rPr>
+          <w:color w:val="000000" w:themeColor="text1"/>
+          <w:sz w:val="26"/>
+          <w:szCs w:val="26"/>
+          <w:lang w:val="vi-VN"/>
+        </w:rPr>
+        <w:t xml:space="preserve">Học viên </w:t>
+      </w:r>
+    </w:p>
+    <w:p>
+      <w:pPr>
+        <w:shd w:val="clear" w:color="auto" w:fill="FFFFFF" w:themeFill="background1"/>
+        <w:spacing w:after="0"/>
+        <w:ind w:left="360"/>
+        <w:rPr>
+          <w:color w:val="000000" w:themeColor="text1"/>
+          <w:sz w:val="26"/>
+          <w:szCs w:val="26"/>
+          <w:lang w:val="vi-VN"/>
+        </w:rPr>
+      </w:pPr>
+      <w:r>
+        <w:rPr>
+          <w:color w:val="000000" w:themeColor="text1"/>
+          <w:sz w:val="26"/>
+          <w:szCs w:val="26"/>
+        </w:rPr>
+        <w:t>T</w:t>
+      </w:r>
+      <w:r>
+        <w:rPr>
+          <w:color w:val="000000" w:themeColor="text1"/>
+          <w:sz w:val="26"/>
+          <w:szCs w:val="26"/>
+          <w:lang w:val="vi-VN"/>
+        </w:rPr>
+        <w:t xml:space="preserve">rong đó xếp loại: </w:t>
+      </w:r>
+    </w:p>
+    <w:p>
+      <w:pPr>
+        <w:pStyle w:val="ListParagraph"/>
+        <w:numPr>
+          <w:ilvl w:val="0"/>
+          <w:numId w:val="1"/>
+        </w:numPr>
+        <w:shd w:val="clear" w:color="auto" w:fill="FFFFFF" w:themeFill="background1"/>
+        <w:spacing w:after="0" w:line="240" w:lineRule="auto"/>
+        <w:ind w:left="851" w:hanging="142"/>
+        <w:rPr>
+          <w:color w:val="000000" w:themeColor="text1"/>
+          <w:sz w:val="26"/>
+          <w:szCs w:val="26"/>
+          <w:lang w:val="vi-VN"/>
+        </w:rPr>
+      </w:pPr>
+      <w:r>
+        <w:rPr>
+          <w:color w:val="000000" w:themeColor="text1"/>
+          <w:sz w:val="26"/>
+          <w:szCs w:val="26"/>
+          <w:lang w:val="vi-VN"/>
+        </w:rPr>
+        <w:t xml:space="preserve">Xuất sắc:  </w:t>
+      </w:r>
+      <w:r>
+        <w:rPr>
+          <w:color w:val="000000" w:themeColor="text1"/>
+          <w:sz w:val="26"/>
+          <w:szCs w:val="26"/>
+        </w:rPr>
+        <w:t>[[]]</w:t>
+      </w:r>
+    </w:p>
+    <w:p>
+      <w:pPr>
+        <w:pStyle w:val="ListParagraph"/>
+        <w:numPr>
+          <w:ilvl w:val="0"/>
+          <w:numId w:val="1"/>
+        </w:numPr>
+        <w:shd w:val="clear" w:color="auto" w:fill="FFFFFF" w:themeFill="background1"/>
+        <w:spacing w:after="0" w:line="240" w:lineRule="auto"/>
+        <w:ind w:left="851" w:hanging="142"/>
+        <w:rPr>
+          <w:color w:val="000000" w:themeColor="text1"/>
+          <w:sz w:val="26"/>
+          <w:szCs w:val="26"/>
+          <w:lang w:val="vi-VN"/>
+        </w:rPr>
+      </w:pPr>
+      <w:r>
+        <w:rPr>
+          <w:color w:val="000000" w:themeColor="text1"/>
+          <w:sz w:val="26"/>
+          <w:szCs w:val="26"/>
+          <w:lang w:val="vi-VN"/>
+        </w:rPr>
+        <w:t xml:space="preserve">Giỏi:  </w:t>
+      </w:r>
+      <w:r>
+        <w:rPr>
+          <w:color w:val="000000" w:themeColor="text1"/>
+          <w:sz w:val="26"/>
+          <w:szCs w:val="26"/>
+        </w:rPr>
+        <w:t>[[]]</w:t>
+      </w:r>
+    </w:p>
+    <w:p>
+      <w:pPr>
+        <w:pStyle w:val="ListParagraph"/>
+        <w:numPr>
+          <w:ilvl w:val="0"/>
+          <w:numId w:val="1"/>
+        </w:numPr>
+        <w:shd w:val="clear" w:color="auto" w:fill="FFFFFF" w:themeFill="background1"/>
+        <w:spacing w:after="0" w:line="240" w:lineRule="auto"/>
+        <w:ind w:left="851" w:hanging="142"/>
+        <w:rPr>
+          <w:color w:val="000000" w:themeColor="text1"/>
+          <w:sz w:val="26"/>
+          <w:szCs w:val="26"/>
+          <w:lang w:val="vi-VN"/>
+        </w:rPr>
+      </w:pPr>
+      <w:r>
+        <w:rPr>
+          <w:color w:val="000000" w:themeColor="text1"/>
+          <w:sz w:val="26"/>
+          <w:szCs w:val="26"/>
+          <w:lang w:val="vi-VN"/>
+        </w:rPr>
+        <w:t xml:space="preserve">Khá:  </w:t>
+      </w:r>
+      <w:r>
+        <w:rPr>
+          <w:color w:val="000000" w:themeColor="text1"/>
+          <w:sz w:val="26"/>
+          <w:szCs w:val="26"/>
+        </w:rPr>
+        <w:t>[[]]</w:t>
+      </w:r>
+    </w:p>
+    <w:p>
+      <w:pPr>
+        <w:pStyle w:val="ListParagraph"/>
+        <w:numPr>
+          <w:ilvl w:val="0"/>
+          <w:numId w:val="1"/>
+        </w:numPr>
+        <w:shd w:val="clear" w:color="auto" w:fill="FFFFFF" w:themeFill="background1"/>
+        <w:spacing w:after="0" w:line="240" w:lineRule="auto"/>
+        <w:ind w:left="851" w:hanging="142"/>
+        <w:rPr>
+          <w:color w:val="000000" w:themeColor="text1"/>
+          <w:sz w:val="26"/>
+          <w:szCs w:val="26"/>
+          <w:lang w:val="vi-VN"/>
+        </w:rPr>
+      </w:pPr>
+      <w:r>
+        <w:rPr>
+          <w:color w:val="000000" w:themeColor="text1"/>
+          <w:sz w:val="26"/>
+          <w:szCs w:val="26"/>
+          <w:lang w:val="vi-VN"/>
+        </w:rPr>
+        <w:t xml:space="preserve">Trung bình Khá:  </w:t>
+      </w:r>
+      <w:r>
+        <w:rPr>
+          <w:color w:val="000000" w:themeColor="text1"/>
+          <w:sz w:val="26"/>
+          <w:szCs w:val="26"/>
+        </w:rPr>
+        <w:t>[[]]</w:t>
+      </w:r>
+    </w:p>
+    <w:p>
+      <w:pPr>
+        <w:pStyle w:val="ListParagraph"/>
+        <w:numPr>
+          <w:ilvl w:val="0"/>
+          <w:numId w:val="1"/>
+        </w:numPr>
+        <w:shd w:val="clear" w:color="auto" w:fill="FFFFFF" w:themeFill="background1"/>
+        <w:spacing w:after="0" w:line="240" w:lineRule="auto"/>
+        <w:ind w:left="851" w:hanging="142"/>
+        <w:rPr>
+          <w:color w:val="000000" w:themeColor="text1"/>
+          <w:sz w:val="26"/>
+          <w:szCs w:val="26"/>
+          <w:lang w:val="vi-VN"/>
+        </w:rPr>
+      </w:pPr>
+      <w:r>
+        <w:rPr>
+          <w:color w:val="000000" w:themeColor="text1"/>
+          <w:sz w:val="26"/>
+          <w:szCs w:val="26"/>
+          <w:lang w:val="vi-VN"/>
+        </w:rPr>
+        <w:t xml:space="preserve">Trung bình:  </w:t>
+      </w:r>
+      <w:r>
+        <w:rPr>
+          <w:color w:val="000000" w:themeColor="text1"/>
+          <w:sz w:val="26"/>
+          <w:szCs w:val="26"/>
+        </w:rPr>
+        <w:t>[[]]</w:t>
+      </w:r>
+    </w:p>
+    <w:p>
+      <w:pPr>
+        <w:pStyle w:val="ListParagraph"/>
+        <w:numPr>
+          <w:ilvl w:val="0"/>
+          <w:numId w:val="1"/>
+        </w:numPr>
+        <w:shd w:val="clear" w:color="auto" w:fill="FFFFFF" w:themeFill="background1"/>
+        <w:spacing w:after="0" w:line="240" w:lineRule="auto"/>
+        <w:ind w:left="851" w:hanging="142"/>
+        <w:rPr>
+          <w:color w:val="000000" w:themeColor="text1"/>
+          <w:sz w:val="26"/>
+          <w:szCs w:val="26"/>
+          <w:lang w:val="vi-VN"/>
+        </w:rPr>
+      </w:pPr>
+      <w:r>
+        <w:rPr>
+          <w:color w:val="000000" w:themeColor="text1"/>
+          <w:sz w:val="26"/>
+          <w:szCs w:val="26"/>
+          <w:lang w:val="vi-VN"/>
+        </w:rPr>
+        <w:t xml:space="preserve">Không đạt: </w:t>
+      </w:r>
+      <w:r>
+        <w:rPr>
+          <w:color w:val="000000" w:themeColor="text1"/>
+          <w:sz w:val="26"/>
+          <w:szCs w:val="26"/>
+        </w:rPr>
+        <w:t>[[]]</w:t>
+      </w:r>
+    </w:p>
+    <w:p>
+      <w:pPr>
+        <w:shd w:val="clear" w:color="auto" w:fill="FFFFFF" w:themeFill="background1"/>
+        <w:spacing w:after="0"/>
+        <w:rPr>
+          <w:bCs/>
+          <w:i/>
+          <w:iCs/>
+          <w:color w:val="000000" w:themeColor="text1"/>
+          <w:sz w:val="26"/>
+          <w:szCs w:val="26"/>
+        </w:rPr>
+      </w:pPr>
+      <w:r>
+        <w:rPr>
+          <w:b/>
+          <w:color w:val="000000" w:themeColor="text1"/>
+          <w:sz w:val="26"/>
+          <w:szCs w:val="26"/>
+          <w:lang w:val="vi-VN"/>
+        </w:rPr>
+        <w:t xml:space="preserve">                                                                          </w:t>
+      </w:r>
+      <w:r>
+        <w:rPr>
+          <w:b/>
+          <w:color w:val="000000" w:themeColor="text1"/>
+          <w:sz w:val="26"/>
+          <w:szCs w:val="26"/>
+        </w:rPr>
+        <w:t xml:space="preserve">                      </w:t>
+      </w:r>
+      <w:r>
+        <w:rPr>
+          <w:b/>
+          <w:color w:val="000000" w:themeColor="text1"/>
+          <w:sz w:val="26"/>
+          <w:szCs w:val="26"/>
+          <w:lang w:val="vi-VN"/>
+        </w:rPr>
+        <w:t xml:space="preserve">  </w:t>
+      </w:r>
+      <w:r>
+        <w:rPr>
+          <w:bCs/>
+          <w:i/>
+          <w:iCs/>
+          <w:color w:val="000000" w:themeColor="text1"/>
+          <w:sz w:val="26"/>
+          <w:szCs w:val="26"/>
+        </w:rPr>
+        <w:t>[[</w:t>
+      </w:r>
+      <w:r>
+        <w:rPr>
+          <w:bCs/>
+          <w:i/>
+          <w:iCs/>
+          <w:color w:val="000000" w:themeColor="text1"/>
+          <w:sz w:val="26"/>
+          <w:szCs w:val="26"/>
+        </w:rPr>
+        <w:t>NgayThangNamHienTaiDayDu</w:t>
+      </w:r>
+      <w:r>
+        <w:rPr>
+          <w:bCs/>
+          <w:i/>
+          <w:iCs/>
+          <w:color w:val="000000" w:themeColor="text1"/>
+          <w:sz w:val="26"/>
+          <w:szCs w:val="26"/>
+        </w:rPr>
+        <w:t>]]</w:t>
+      </w:r>
+    </w:p>
+    <w:tbl>
+      <w:tblPr>
+        <w:tblW w:w="9417" w:type="dxa"/>
+        <w:jc w:val="center"/>
+        <w:tblLayout w:type="fixed"/>
+        <w:tblLook w:val="01E0" w:firstRow="1" w:lastRow="1" w:firstColumn="1" w:lastColumn="1" w:noHBand="0" w:noVBand="0"/>
+      </w:tblPr>
+      <w:tblGrid>
+        <w:gridCol w:w="3110"/>
+        <w:gridCol w:w="2686"/>
+        <w:gridCol w:w="3621"/>
+      </w:tblGrid>
+      <w:tr>
+        <w:trPr>
+          <w:trHeight w:val="2433"/>
+          <w:jc w:val="center"/>
+        </w:trPr>
+        <w:tc>
+          <w:tcPr>
+            <w:tcW w:w="3110" w:type="dxa"/>
+          </w:tcPr>
+          <w:p>
+            <w:pPr>
+              <w:shd w:val="clear" w:color="auto" w:fill="FFFFFF" w:themeFill="background1"/>
+              <w:spacing w:after="0"/>
+              <w:jc w:val="center"/>
+              <w:rPr>
+                <w:b/>
+                <w:bCs/>
+                <w:color w:val="000000" w:themeColor="text1"/>
+                <w:sz w:val="26"/>
+                <w:szCs w:val="26"/>
+                <w:lang w:val="vi-VN"/>
+              </w:rPr>
+            </w:pPr>
+            <w:r>
+              <w:rPr>
+                <w:b/>
+                <w:bCs/>
+                <w:color w:val="000000" w:themeColor="text1"/>
+                <w:sz w:val="26"/>
+                <w:szCs w:val="26"/>
+                <w:lang w:val="vi-VN"/>
+              </w:rPr>
+              <w:t>Giám đốc duyệt</w:t>
+            </w:r>
+          </w:p>
+          <w:p>
+            <w:pPr>
+              <w:shd w:val="clear" w:color="auto" w:fill="FFFFFF" w:themeFill="background1"/>
+              <w:spacing w:after="0"/>
+              <w:jc w:val="center"/>
+              <w:rPr>
+                <w:color w:val="000000" w:themeColor="text1"/>
+                <w:sz w:val="26"/>
+                <w:szCs w:val="26"/>
+                <w:lang w:val="vi-VN"/>
+              </w:rPr>
+            </w:pPr>
+          </w:p>
+          <w:p>
+            <w:pPr>
+              <w:shd w:val="clear" w:color="auto" w:fill="FFFFFF" w:themeFill="background1"/>
+              <w:spacing w:after="0"/>
+              <w:jc w:val="center"/>
+              <w:rPr>
+                <w:color w:val="000000" w:themeColor="text1"/>
+                <w:sz w:val="26"/>
+                <w:szCs w:val="26"/>
+                <w:lang w:val="vi-VN"/>
+              </w:rPr>
+            </w:pPr>
+          </w:p>
+          <w:p>
+            <w:pPr>
+              <w:shd w:val="clear" w:color="auto" w:fill="FFFFFF" w:themeFill="background1"/>
+              <w:spacing w:after="0"/>
+              <w:rPr>
+                <w:color w:val="000000" w:themeColor="text1"/>
+                <w:sz w:val="26"/>
+                <w:szCs w:val="26"/>
+                <w:lang w:val="vi-VN"/>
+              </w:rPr>
+            </w:pPr>
+          </w:p>
+          <w:p>
+            <w:pPr>
+              <w:shd w:val="clear" w:color="auto" w:fill="FFFFFF" w:themeFill="background1"/>
+              <w:spacing w:after="0"/>
+              <w:jc w:val="center"/>
+              <w:rPr>
+                <w:color w:val="000000" w:themeColor="text1"/>
+                <w:sz w:val="26"/>
+                <w:szCs w:val="26"/>
+              </w:rPr>
+            </w:pPr>
+            <w:r>
+              <w:rPr>
+                <w:color w:val="000000" w:themeColor="text1"/>
+                <w:sz w:val="26"/>
+                <w:szCs w:val="26"/>
+              </w:rPr>
+              <w:t xml:space="preserve"> </w:t>
+            </w:r>
+          </w:p>
+          <w:p>
+            <w:pPr>
+              <w:shd w:val="clear" w:color="auto" w:fill="FFFFFF" w:themeFill="background1"/>
+              <w:spacing w:after="0"/>
+              <w:rPr>
+                <w:color w:val="000000" w:themeColor="text1"/>
+                <w:sz w:val="26"/>
+                <w:szCs w:val="26"/>
+              </w:rPr>
+            </w:pPr>
+          </w:p>
+          <w:p>
+            <w:pPr>
+              <w:shd w:val="clear" w:color="auto" w:fill="FFFFFF" w:themeFill="background1"/>
+              <w:spacing w:after="0"/>
+              <w:rPr>
+                <w:color w:val="000000" w:themeColor="text1"/>
+                <w:sz w:val="26"/>
+                <w:szCs w:val="26"/>
+              </w:rPr>
+            </w:pPr>
+          </w:p>
+          <w:p>
+            <w:pPr>
+              <w:shd w:val="clear" w:color="auto" w:fill="FFFFFF" w:themeFill="background1"/>
+              <w:spacing w:after="0"/>
+              <w:rPr>
+                <w:color w:val="000000" w:themeColor="text1"/>
+                <w:sz w:val="26"/>
+                <w:szCs w:val="26"/>
+              </w:rPr>
+            </w:pPr>
+          </w:p>
+        </w:tc>
+        <w:tc>
+          <w:tcPr>
+            <w:tcW w:w="2686" w:type="dxa"/>
+          </w:tcPr>
+          <w:p>
+            <w:pPr>
+              <w:shd w:val="clear" w:color="auto" w:fill="FFFFFF" w:themeFill="background1"/>
+              <w:spacing w:after="0"/>
+              <w:jc w:val="center"/>
+              <w:rPr>
+                <w:b/>
+                <w:bCs/>
+                <w:color w:val="000000" w:themeColor="text1"/>
+                <w:sz w:val="26"/>
+                <w:szCs w:val="26"/>
+              </w:rPr>
+            </w:pPr>
+            <w:r>
+              <w:rPr>
+                <w:b/>
+                <w:bCs/>
+                <w:color w:val="000000" w:themeColor="text1"/>
+                <w:sz w:val="26"/>
+                <w:szCs w:val="26"/>
+              </w:rPr>
+              <w:t>Lãnh</w:t>
+            </w:r>
+            <w:r>
+              <w:rPr>
+                <w:b/>
+                <w:bCs/>
+                <w:color w:val="000000" w:themeColor="text1"/>
+                <w:sz w:val="26"/>
+                <w:szCs w:val="26"/>
+                <w:lang w:val="vi-VN"/>
+              </w:rPr>
+              <w:t xml:space="preserve"> đạo </w:t>
+            </w:r>
+          </w:p>
+          <w:p>
+            <w:pPr>
+              <w:shd w:val="clear" w:color="auto" w:fill="FFFFFF" w:themeFill="background1"/>
+              <w:spacing w:after="0"/>
+              <w:jc w:val="center"/>
+              <w:rPr>
+                <w:b/>
+                <w:bCs/>
+                <w:color w:val="000000" w:themeColor="text1"/>
+                <w:sz w:val="26"/>
+                <w:szCs w:val="26"/>
+                <w:lang w:val="vi-VN"/>
+              </w:rPr>
+            </w:pPr>
+            <w:r>
+              <w:rPr>
+                <w:b/>
+                <w:bCs/>
+                <w:color w:val="000000" w:themeColor="text1"/>
+                <w:sz w:val="26"/>
+                <w:szCs w:val="26"/>
+              </w:rPr>
+              <w:t>TT</w:t>
+            </w:r>
+            <w:r>
+              <w:rPr>
+                <w:b/>
+                <w:bCs/>
+                <w:color w:val="000000" w:themeColor="text1"/>
+                <w:sz w:val="26"/>
+                <w:szCs w:val="26"/>
+                <w:lang w:val="vi-VN"/>
+              </w:rPr>
+              <w:t xml:space="preserve"> Đào tạo</w:t>
+            </w:r>
+          </w:p>
+          <w:p>
+            <w:pPr>
+              <w:shd w:val="clear" w:color="auto" w:fill="FFFFFF" w:themeFill="background1"/>
+              <w:spacing w:after="0"/>
+              <w:rPr>
+                <w:color w:val="000000" w:themeColor="text1"/>
+                <w:sz w:val="26"/>
+                <w:szCs w:val="26"/>
+              </w:rPr>
+            </w:pPr>
+          </w:p>
+        </w:tc>
+        <w:tc>
+          <w:tcPr>
+            <w:tcW w:w="3621" w:type="dxa"/>
+          </w:tcPr>
+          <w:p>
+            <w:pPr>
+              <w:shd w:val="clear" w:color="auto" w:fill="FFFFFF" w:themeFill="background1"/>
+              <w:spacing w:after="0"/>
+              <w:jc w:val="center"/>
+              <w:rPr>
+                <w:b/>
+                <w:bCs/>
+                <w:color w:val="000000" w:themeColor="text1"/>
+                <w:sz w:val="26"/>
+                <w:szCs w:val="26"/>
+              </w:rPr>
+            </w:pPr>
+            <w:r>
+              <w:rPr>
+                <w:b/>
+                <w:bCs/>
+                <w:color w:val="000000" w:themeColor="text1"/>
+                <w:sz w:val="26"/>
+                <w:szCs w:val="26"/>
+                <w:lang w:val="vi-VN"/>
+              </w:rPr>
+              <w:t xml:space="preserve">Người vào điểm </w:t>
+            </w:r>
+          </w:p>
+          <w:p>
+            <w:pPr>
+              <w:shd w:val="clear" w:color="auto" w:fill="FFFFFF" w:themeFill="background1"/>
+              <w:spacing w:after="0"/>
+              <w:jc w:val="center"/>
+              <w:rPr>
+                <w:b/>
+                <w:bCs/>
+                <w:color w:val="000000" w:themeColor="text1"/>
+                <w:sz w:val="26"/>
+                <w:szCs w:val="26"/>
+                <w:lang w:val="vi-VN"/>
+              </w:rPr>
+            </w:pPr>
+            <w:r>
+              <w:rPr>
+                <w:b/>
+                <w:bCs/>
+                <w:color w:val="000000" w:themeColor="text1"/>
+                <w:sz w:val="26"/>
+                <w:szCs w:val="26"/>
+                <w:lang w:val="vi-VN"/>
+              </w:rPr>
+              <w:t xml:space="preserve">và lập bảng </w:t>
+            </w:r>
+          </w:p>
+          <w:p>
+            <w:pPr>
+              <w:shd w:val="clear" w:color="auto" w:fill="FFFFFF" w:themeFill="background1"/>
+              <w:spacing w:after="0"/>
+              <w:jc w:val="center"/>
+              <w:rPr>
+                <w:b/>
+                <w:bCs/>
+                <w:color w:val="000000" w:themeColor="text1"/>
+                <w:sz w:val="26"/>
+                <w:szCs w:val="26"/>
+                <w:lang w:val="vi-VN"/>
+              </w:rPr>
+            </w:pPr>
+          </w:p>
+          <w:p>
+            <w:pPr>
+              <w:shd w:val="clear" w:color="auto" w:fill="FFFFFF" w:themeFill="background1"/>
+              <w:spacing w:after="0"/>
+              <w:jc w:val="center"/>
+              <w:rPr>
+                <w:color w:val="000000" w:themeColor="text1"/>
+                <w:sz w:val="26"/>
+                <w:szCs w:val="26"/>
+                <w:lang w:val="vi-VN"/>
+              </w:rPr>
+            </w:pPr>
+          </w:p>
+          <w:p>
+            <w:pPr>
+              <w:shd w:val="clear" w:color="auto" w:fill="FFFFFF" w:themeFill="background1"/>
+              <w:spacing w:after="0"/>
+              <w:rPr>
+                <w:color w:val="000000" w:themeColor="text1"/>
+                <w:sz w:val="26"/>
+                <w:szCs w:val="26"/>
+                <w:lang w:val="vi-VN"/>
+              </w:rPr>
+            </w:pPr>
+          </w:p>
+        </w:tc>
+      </w:tr>
+    </w:tbl>
+    <w:p>
+      <w:pPr>
+        <w:spacing w:after="0"/>
+      </w:pPr>
+    </w:p>
     <w:sectPr>
       <w:pgSz w:w="11907" w:h="16840" w:code="9"/>
       <w:pgMar w:top="1134" w:right="1134" w:bottom="1134" w:left="1701" w:header="720" w:footer="720" w:gutter="0"/>
@@ -13,8 +2960,220 @@
 </w:document>
 </file>
 
+<file path=word/numbering.xml><?xml version="1.0" encoding="utf-8"?>
+<w:numbering xmlns:wpc="http://schemas.microsoft.com/office/word/2010/wordprocessingCanvas" xmlns:cx="http://schemas.microsoft.com/office/drawing/2014/chartex" xmlns:cx1="http://schemas.microsoft.com/office/drawing/2015/9/8/chartex" xmlns:cx2="http://schemas.microsoft.com/office/drawing/2015/10/21/chartex" xmlns:cx3="http://schemas.microsoft.com/office/drawing/2016/5/9/chartex" xmlns:cx4="http://schemas.microsoft.com/office/drawing/2016/5/10/chartex" xmlns:cx5="http://schemas.microsoft.com/office/drawing/2016/5/11/chartex" xmlns:cx6="http://schemas.microsoft.com/office/drawing/2016/5/12/chartex" xmlns:cx7="http://schemas.microsoft.com/office/drawing/2016/5/13/chartex" xmlns:cx8="http://schemas.microsoft.com/office/drawing/2016/5/14/chartex" xmlns:mc="http://schemas.openxmlformats.org/markup-compatibility/2006" xmlns:aink="http://schemas.microsoft.com/office/drawing/2016/ink" xmlns:am3d="http://schemas.microsoft.com/office/drawing/2017/model3d" xmlns:o="urn:schemas-microsoft-com:office:office" xmlns:oel="http://schemas.microsoft.com/office/2019/extlst" xmlns:r="http://schemas.openxmlformats.org/officeDocument/2006/relationships" xmlns:m="http://schemas.openxmlformats.org/officeDocument/2006/math" xmlns:v="urn:schemas-microsoft-com:vml" xmlns:wp14="http://schemas.microsoft.com/office/word/2010/wordprocessingDrawing" xmlns:wp="http://schemas.openxmlformats.org/drawingml/2006/wordprocessingDrawing" xmlns:w10="urn:schemas-microsoft-com:office:word" xmlns:w="http://schemas.openxmlformats.org/wordprocessingml/2006/main" xmlns:w14="http://schemas.microsoft.com/office/word/2010/wordml" xmlns:w15="http://schemas.microsoft.com/office/word/2012/wordml" xmlns:w16cex="http://schemas.microsoft.com/office/word/2018/wordml/cex" xmlns:w16cid="http://schemas.microsoft.com/office/word/2016/wordml/cid" xmlns:w16="http://schemas.microsoft.com/office/word/2018/wordml" xmlns:w16du="http://schemas.microsoft.com/office/word/2023/wordml/word16du" xmlns:w16sdtdh="http://schemas.microsoft.com/office/word/2020/wordml/sdtdatahash" xmlns:w16sdtfl="http://schemas.microsoft.com/office/word/2024/wordml/sdtformatlock" xmlns:w16se="http://schemas.microsoft.com/office/word/2015/wordml/symex" xmlns:wpg="http://schemas.microsoft.com/office/word/2010/wordprocessingGroup" xmlns:wpi="http://schemas.microsoft.com/office/word/2010/wordprocessingInk" xmlns:wne="http://schemas.microsoft.com/office/word/2006/wordml" xmlns:wps="http://schemas.microsoft.com/office/word/2010/wordprocessingShape" mc:Ignorable="w14 w15 w16se w16cid w16 w16cex w16sdtdh w16sdtfl w16du wp14">
+  <w:abstractNum w:abstractNumId="0" w15:restartNumberingAfterBreak="0">
+    <w:nsid w:val="67032EF1"/>
+    <w:multiLevelType w:val="hybridMultilevel"/>
+    <w:tmpl w:val="E82EE56E"/>
+    <w:lvl w:ilvl="0" w:tplc="A0D6AFA6">
+      <w:numFmt w:val="bullet"/>
+      <w:lvlText w:val="-"/>
+      <w:lvlJc w:val="left"/>
+      <w:pPr>
+        <w:ind w:left="1440" w:hanging="360"/>
+      </w:pPr>
+      <w:rPr>
+        <w:rFonts w:ascii="Times New Roman" w:eastAsia="Times New Roman" w:hAnsi="Times New Roman" w:cs="Times New Roman" w:hint="default"/>
+      </w:rPr>
+    </w:lvl>
+    <w:lvl w:ilvl="1" w:tplc="04090003" w:tentative="1">
+      <w:start w:val="1"/>
+      <w:numFmt w:val="bullet"/>
+      <w:lvlText w:val="o"/>
+      <w:lvlJc w:val="left"/>
+      <w:pPr>
+        <w:ind w:left="2160" w:hanging="360"/>
+      </w:pPr>
+      <w:rPr>
+        <w:rFonts w:ascii="Courier New" w:hAnsi="Courier New" w:cs="Courier New" w:hint="default"/>
+      </w:rPr>
+    </w:lvl>
+    <w:lvl w:ilvl="2" w:tplc="04090005" w:tentative="1">
+      <w:start w:val="1"/>
+      <w:numFmt w:val="bullet"/>
+      <w:lvlText w:val=""/>
+      <w:lvlJc w:val="left"/>
+      <w:pPr>
+        <w:ind w:left="2880" w:hanging="360"/>
+      </w:pPr>
+      <w:rPr>
+        <w:rFonts w:ascii="Wingdings" w:hAnsi="Wingdings" w:hint="default"/>
+      </w:rPr>
+    </w:lvl>
+    <w:lvl w:ilvl="3" w:tplc="04090001" w:tentative="1">
+      <w:start w:val="1"/>
+      <w:numFmt w:val="bullet"/>
+      <w:lvlText w:val=""/>
+      <w:lvlJc w:val="left"/>
+      <w:pPr>
+        <w:ind w:left="3600" w:hanging="360"/>
+      </w:pPr>
+      <w:rPr>
+        <w:rFonts w:ascii="Symbol" w:hAnsi="Symbol" w:hint="default"/>
+      </w:rPr>
+    </w:lvl>
+    <w:lvl w:ilvl="4" w:tplc="04090003" w:tentative="1">
+      <w:start w:val="1"/>
+      <w:numFmt w:val="bullet"/>
+      <w:lvlText w:val="o"/>
+      <w:lvlJc w:val="left"/>
+      <w:pPr>
+        <w:ind w:left="4320" w:hanging="360"/>
+      </w:pPr>
+      <w:rPr>
+        <w:rFonts w:ascii="Courier New" w:hAnsi="Courier New" w:cs="Courier New" w:hint="default"/>
+      </w:rPr>
+    </w:lvl>
+    <w:lvl w:ilvl="5" w:tplc="04090005" w:tentative="1">
+      <w:start w:val="1"/>
+      <w:numFmt w:val="bullet"/>
+      <w:lvlText w:val=""/>
+      <w:lvlJc w:val="left"/>
+      <w:pPr>
+        <w:ind w:left="5040" w:hanging="360"/>
+      </w:pPr>
+      <w:rPr>
+        <w:rFonts w:ascii="Wingdings" w:hAnsi="Wingdings" w:hint="default"/>
+      </w:rPr>
+    </w:lvl>
+    <w:lvl w:ilvl="6" w:tplc="04090001" w:tentative="1">
+      <w:start w:val="1"/>
+      <w:numFmt w:val="bullet"/>
+      <w:lvlText w:val=""/>
+      <w:lvlJc w:val="left"/>
+      <w:pPr>
+        <w:ind w:left="5760" w:hanging="360"/>
+      </w:pPr>
+      <w:rPr>
+        <w:rFonts w:ascii="Symbol" w:hAnsi="Symbol" w:hint="default"/>
+      </w:rPr>
+    </w:lvl>
+    <w:lvl w:ilvl="7" w:tplc="04090003" w:tentative="1">
+      <w:start w:val="1"/>
+      <w:numFmt w:val="bullet"/>
+      <w:lvlText w:val="o"/>
+      <w:lvlJc w:val="left"/>
+      <w:pPr>
+        <w:ind w:left="6480" w:hanging="360"/>
+      </w:pPr>
+      <w:rPr>
+        <w:rFonts w:ascii="Courier New" w:hAnsi="Courier New" w:cs="Courier New" w:hint="default"/>
+      </w:rPr>
+    </w:lvl>
+    <w:lvl w:ilvl="8" w:tplc="04090005" w:tentative="1">
+      <w:start w:val="1"/>
+      <w:numFmt w:val="bullet"/>
+      <w:lvlText w:val=""/>
+      <w:lvlJc w:val="left"/>
+      <w:pPr>
+        <w:ind w:left="7200" w:hanging="360"/>
+      </w:pPr>
+      <w:rPr>
+        <w:rFonts w:ascii="Wingdings" w:hAnsi="Wingdings" w:hint="default"/>
+      </w:rPr>
+    </w:lvl>
+  </w:abstractNum>
+  <w:abstractNum w:abstractNumId="1" w15:restartNumberingAfterBreak="0">
+    <w:nsid w:val="7E303AEE"/>
+    <w:multiLevelType w:val="hybridMultilevel"/>
+    <w:tmpl w:val="FFE0FCBE"/>
+    <w:lvl w:ilvl="0" w:tplc="04090015">
+      <w:start w:val="1"/>
+      <w:numFmt w:val="upperLetter"/>
+      <w:lvlText w:val="%1."/>
+      <w:lvlJc w:val="left"/>
+      <w:pPr>
+        <w:ind w:left="720" w:hanging="360"/>
+      </w:pPr>
+      <w:rPr>
+        <w:rFonts w:hint="default"/>
+      </w:rPr>
+    </w:lvl>
+    <w:lvl w:ilvl="1" w:tplc="04090019" w:tentative="1">
+      <w:start w:val="1"/>
+      <w:numFmt w:val="lowerLetter"/>
+      <w:lvlText w:val="%2."/>
+      <w:lvlJc w:val="left"/>
+      <w:pPr>
+        <w:ind w:left="1440" w:hanging="360"/>
+      </w:pPr>
+    </w:lvl>
+    <w:lvl w:ilvl="2" w:tplc="0409001B" w:tentative="1">
+      <w:start w:val="1"/>
+      <w:numFmt w:val="lowerRoman"/>
+      <w:lvlText w:val="%3."/>
+      <w:lvlJc w:val="right"/>
+      <w:pPr>
+        <w:ind w:left="2160" w:hanging="180"/>
+      </w:pPr>
+    </w:lvl>
+    <w:lvl w:ilvl="3" w:tplc="0409000F" w:tentative="1">
+      <w:start w:val="1"/>
+      <w:numFmt w:val="decimal"/>
+      <w:lvlText w:val="%4."/>
+      <w:lvlJc w:val="left"/>
+      <w:pPr>
+        <w:ind w:left="2880" w:hanging="360"/>
+      </w:pPr>
+    </w:lvl>
+    <w:lvl w:ilvl="4" w:tplc="04090019" w:tentative="1">
+      <w:start w:val="1"/>
+      <w:numFmt w:val="lowerLetter"/>
+      <w:lvlText w:val="%5."/>
+      <w:lvlJc w:val="left"/>
+      <w:pPr>
+        <w:ind w:left="3600" w:hanging="360"/>
+      </w:pPr>
+    </w:lvl>
+    <w:lvl w:ilvl="5" w:tplc="0409001B" w:tentative="1">
+      <w:start w:val="1"/>
+      <w:numFmt w:val="lowerRoman"/>
+      <w:lvlText w:val="%6."/>
+      <w:lvlJc w:val="right"/>
+      <w:pPr>
+        <w:ind w:left="4320" w:hanging="180"/>
+      </w:pPr>
+    </w:lvl>
+    <w:lvl w:ilvl="6" w:tplc="0409000F" w:tentative="1">
+      <w:start w:val="1"/>
+      <w:numFmt w:val="decimal"/>
+      <w:lvlText w:val="%7."/>
+      <w:lvlJc w:val="left"/>
+      <w:pPr>
+        <w:ind w:left="5040" w:hanging="360"/>
+      </w:pPr>
+    </w:lvl>
+    <w:lvl w:ilvl="7" w:tplc="04090019" w:tentative="1">
+      <w:start w:val="1"/>
+      <w:numFmt w:val="lowerLetter"/>
+      <w:lvlText w:val="%8."/>
+      <w:lvlJc w:val="left"/>
+      <w:pPr>
+        <w:ind w:left="5760" w:hanging="360"/>
+      </w:pPr>
+    </w:lvl>
+    <w:lvl w:ilvl="8" w:tplc="0409001B" w:tentative="1">
+      <w:start w:val="1"/>
+      <w:numFmt w:val="lowerRoman"/>
+      <w:lvlText w:val="%9."/>
+      <w:lvlJc w:val="right"/>
+      <w:pPr>
+        <w:ind w:left="6480" w:hanging="180"/>
+      </w:pPr>
+    </w:lvl>
+  </w:abstractNum>
+  <w:num w:numId="1" w16cid:durableId="982006478">
+    <w:abstractNumId w:val="0"/>
+  </w:num>
+  <w:num w:numId="2" w16cid:durableId="2011831421">
+    <w:abstractNumId w:val="1"/>
+  </w:num>
+</w:numbering>
+</file>
+
 <file path=word/styles.xml><?xml version="1.0" encoding="utf-8"?>
-<w:styles xmlns:mc="http://schemas.openxmlformats.org/markup-compatibility/2006" xmlns:r="http://schemas.openxmlformats.org/officeDocument/2006/relationships" xmlns:w="http://schemas.openxmlformats.org/wordprocessingml/2006/main" xmlns:w14="http://schemas.microsoft.com/office/word/2010/wordml" xmlns:w15="http://schemas.microsoft.com/office/word/2012/wordml" xmlns:w16cex="http://schemas.microsoft.com/office/word/2018/wordml/cex" xmlns:w16cid="http://schemas.microsoft.com/office/word/2016/wordml/cid" xmlns:w16="http://schemas.microsoft.com/office/word/2018/wordml" xmlns:w16sdtdh="http://schemas.microsoft.com/office/word/2020/wordml/sdtdatahash" xmlns:w16se="http://schemas.microsoft.com/office/word/2015/wordml/symex" mc:Ignorable="w14 w15 w16se w16cid w16 w16cex w16sdtdh">
+<w:styles xmlns:mc="http://schemas.openxmlformats.org/markup-compatibility/2006" xmlns:r="http://schemas.openxmlformats.org/officeDocument/2006/relationships" xmlns:w="http://schemas.openxmlformats.org/wordprocessingml/2006/main" xmlns:w14="http://schemas.microsoft.com/office/word/2010/wordml" xmlns:w15="http://schemas.microsoft.com/office/word/2012/wordml" xmlns:w16cex="http://schemas.microsoft.com/office/word/2018/wordml/cex" xmlns:w16cid="http://schemas.microsoft.com/office/word/2016/wordml/cid" xmlns:w16="http://schemas.microsoft.com/office/word/2018/wordml" xmlns:w16du="http://schemas.microsoft.com/office/word/2023/wordml/word16du" xmlns:w16sdtdh="http://schemas.microsoft.com/office/word/2020/wordml/sdtdatahash" xmlns:w16sdtfl="http://schemas.microsoft.com/office/word/2024/wordml/sdtformatlock" xmlns:w16se="http://schemas.microsoft.com/office/word/2015/wordml/symex" mc:Ignorable="w14 w15 w16se w16cid w16 w16cex w16sdtdh w16sdtfl w16du">
   <w:docDefaults>
     <w:rPrDefault>
       <w:rPr>
@@ -860,7 +4019,9 @@
   </w:style>
   <w:style w:type="paragraph" w:styleId="ListParagraph">
     <w:name w:val="List Paragraph"/>
+    <w:aliases w:val="bullet 1,bullet,List Paragraph11,List Paragraph2,Pictures"/>
     <w:basedOn w:val="Normal"/>
+    <w:link w:val="ListParagraphChar"/>
     <w:uiPriority w:val="34"/>
     <w:qFormat/>
     <w:rsid w:val="00C60E8A"/>
@@ -929,6 +4090,14 @@
       <w:color w:val="0F4761" w:themeColor="accent1" w:themeShade="BF"/>
       <w:spacing w:val="5"/>
     </w:rPr>
+  </w:style>
+  <w:style w:type="character" w:customStyle="1" w:styleId="ListParagraphChar">
+    <w:name w:val="List Paragraph Char"/>
+    <w:aliases w:val="bullet 1 Char,bullet Char,List Paragraph11 Char,List Paragraph2 Char,Pictures Char"/>
+    <w:basedOn w:val="DefaultParagraphFont"/>
+    <w:link w:val="ListParagraph"/>
+    <w:uiPriority w:val="34"/>
+    <w:rsid w:val="00ED165B"/>
   </w:style>
 </w:styles>
 </file>

--- a/QTQLĐT&HTQT03/QTQLĐT&HTQT03BM35.docx
+++ b/QTQLĐT&HTQT03/QTQLĐT&HTQT03BM35.docx
@@ -353,23 +353,13 @@
                                       <w:szCs w:val="18"/>
                                     </w:rPr>
                                   </w:pPr>
-                                  <w:proofErr w:type="gramStart"/>
                                   <w:r>
                                     <w:rPr>
                                       <w:rFonts w:ascii="Calibri" w:hAnsi="Calibri"/>
                                       <w:sz w:val="18"/>
                                       <w:szCs w:val="18"/>
                                     </w:rPr>
-                                    <w:t>.ĐT</w:t>
-                                  </w:r>
-                                  <w:proofErr w:type="gramEnd"/>
-                                  <w:r>
-                                    <w:rPr>
-                                      <w:rFonts w:ascii="Calibri" w:hAnsi="Calibri"/>
-                                      <w:sz w:val="18"/>
-                                      <w:szCs w:val="18"/>
-                                    </w:rPr>
-                                    <w:t xml:space="preserve"> </w:t>
+                                    <w:t xml:space="preserve">.ĐT </w:t>
                                   </w:r>
                                 </w:p>
                               </w:txbxContent>
@@ -729,7 +719,7 @@
           <w:sz w:val="26"/>
           <w:szCs w:val="26"/>
         </w:rPr>
-        <w:t>[[]]</w:t>
+        <w:t>[[</w:t>
       </w:r>
       <w:r>
         <w:rPr>
@@ -737,6 +727,24 @@
           <w:color w:val="000000" w:themeColor="text1"/>
           <w:sz w:val="26"/>
           <w:szCs w:val="26"/>
+        </w:rPr>
+        <w:t>TenLop</w:t>
+      </w:r>
+      <w:r>
+        <w:rPr>
+          <w:b/>
+          <w:color w:val="000000" w:themeColor="text1"/>
+          <w:sz w:val="26"/>
+          <w:szCs w:val="26"/>
+        </w:rPr>
+        <w:t>]]</w:t>
+      </w:r>
+      <w:r>
+        <w:rPr>
+          <w:b/>
+          <w:color w:val="000000" w:themeColor="text1"/>
+          <w:sz w:val="26"/>
+          <w:szCs w:val="26"/>
           <w:lang w:val="vi-VN"/>
         </w:rPr>
         <w:t xml:space="preserve"> TRÌNH ĐỘ: </w:t>
@@ -748,7 +756,25 @@
           <w:sz w:val="26"/>
           <w:szCs w:val="26"/>
         </w:rPr>
-        <w:t>[[]]</w:t>
+        <w:t>[[</w:t>
+      </w:r>
+      <w:r>
+        <w:rPr>
+          <w:b/>
+          <w:color w:val="000000" w:themeColor="text1"/>
+          <w:sz w:val="26"/>
+          <w:szCs w:val="26"/>
+        </w:rPr>
+        <w:t>TrinhDoDaoTao</w:t>
+      </w:r>
+      <w:r>
+        <w:rPr>
+          <w:b/>
+          <w:color w:val="000000" w:themeColor="text1"/>
+          <w:sz w:val="26"/>
+          <w:szCs w:val="26"/>
+        </w:rPr>
+        <w:t>]]</w:t>
       </w:r>
       <w:r>
         <w:rPr>
@@ -791,7 +817,7 @@
           <w:sz w:val="26"/>
           <w:szCs w:val="26"/>
         </w:rPr>
-        <w:t xml:space="preserve">[[]] </w:t>
+        <w:t>[[</w:t>
       </w:r>
       <w:r>
         <w:rPr>
@@ -799,6 +825,24 @@
           <w:color w:val="000000" w:themeColor="text1"/>
           <w:sz w:val="26"/>
           <w:szCs w:val="26"/>
+        </w:rPr>
+        <w:t>TenKhoaHoc</w:t>
+      </w:r>
+      <w:r>
+        <w:rPr>
+          <w:b/>
+          <w:color w:val="000000" w:themeColor="text1"/>
+          <w:sz w:val="26"/>
+          <w:szCs w:val="26"/>
+        </w:rPr>
+        <w:t xml:space="preserve">]] </w:t>
+      </w:r>
+      <w:r>
+        <w:rPr>
+          <w:b/>
+          <w:color w:val="000000" w:themeColor="text1"/>
+          <w:sz w:val="26"/>
+          <w:szCs w:val="26"/>
           <w:lang w:val="vi-VN"/>
         </w:rPr>
         <w:t>TỪ NGÀY</w:t>
@@ -810,7 +854,7 @@
           <w:sz w:val="26"/>
           <w:szCs w:val="26"/>
         </w:rPr>
-        <w:t xml:space="preserve"> [[]]</w:t>
+        <w:t xml:space="preserve"> [[</w:t>
       </w:r>
       <w:r>
         <w:rPr>
@@ -818,6 +862,24 @@
           <w:color w:val="000000" w:themeColor="text1"/>
           <w:sz w:val="26"/>
           <w:szCs w:val="26"/>
+        </w:rPr>
+        <w:t>NgayKhaiGiang</w:t>
+      </w:r>
+      <w:r>
+        <w:rPr>
+          <w:b/>
+          <w:color w:val="000000" w:themeColor="text1"/>
+          <w:sz w:val="26"/>
+          <w:szCs w:val="26"/>
+        </w:rPr>
+        <w:t>]]</w:t>
+      </w:r>
+      <w:r>
+        <w:rPr>
+          <w:b/>
+          <w:color w:val="000000" w:themeColor="text1"/>
+          <w:sz w:val="26"/>
+          <w:szCs w:val="26"/>
           <w:lang w:val="vi-VN"/>
         </w:rPr>
         <w:t xml:space="preserve"> ĐẾN NGÀY </w:t>
@@ -829,7 +891,25 @@
           <w:sz w:val="26"/>
           <w:szCs w:val="26"/>
         </w:rPr>
-        <w:t>[[]]</w:t>
+        <w:t>[[</w:t>
+      </w:r>
+      <w:r>
+        <w:rPr>
+          <w:b/>
+          <w:color w:val="000000" w:themeColor="text1"/>
+          <w:sz w:val="26"/>
+          <w:szCs w:val="26"/>
+        </w:rPr>
+        <w:t>NgayKetThuc</w:t>
+      </w:r>
+      <w:r>
+        <w:rPr>
+          <w:b/>
+          <w:color w:val="000000" w:themeColor="text1"/>
+          <w:sz w:val="26"/>
+          <w:szCs w:val="26"/>
+        </w:rPr>
+        <w:t>]]</w:t>
       </w:r>
       <w:r>
         <w:rPr>
@@ -1516,6 +1596,14 @@
                 <w:szCs w:val="26"/>
               </w:rPr>
             </w:pPr>
+            <w:r>
+              <w:rPr>
+                <w:color w:val="000000" w:themeColor="text1"/>
+                <w:sz w:val="26"/>
+                <w:szCs w:val="26"/>
+              </w:rPr>
+              <w:t>[[HV.STT]]</w:t>
+            </w:r>
           </w:p>
         </w:tc>
         <w:tc>
@@ -1541,6 +1629,14 @@
                 <w:szCs w:val="26"/>
               </w:rPr>
             </w:pPr>
+            <w:r>
+              <w:rPr>
+                <w:color w:val="000000" w:themeColor="text1"/>
+                <w:sz w:val="26"/>
+                <w:szCs w:val="26"/>
+              </w:rPr>
+              <w:t>[[HV.HoTenHV]]</w:t>
+            </w:r>
           </w:p>
         </w:tc>
         <w:tc>
@@ -1565,6 +1661,30 @@
                 <w:szCs w:val="26"/>
               </w:rPr>
             </w:pPr>
+            <w:r>
+              <w:rPr>
+                <w:color w:val="000000" w:themeColor="text1"/>
+                <w:sz w:val="26"/>
+                <w:szCs w:val="26"/>
+              </w:rPr>
+              <w:t>[[HV.</w:t>
+            </w:r>
+            <w:r>
+              <w:rPr>
+                <w:color w:val="000000" w:themeColor="text1"/>
+                <w:sz w:val="26"/>
+                <w:szCs w:val="26"/>
+              </w:rPr>
+              <w:t>ChucVuHV</w:t>
+            </w:r>
+            <w:r>
+              <w:rPr>
+                <w:color w:val="000000" w:themeColor="text1"/>
+                <w:sz w:val="26"/>
+                <w:szCs w:val="26"/>
+              </w:rPr>
+              <w:t>]]</w:t>
+            </w:r>
           </w:p>
         </w:tc>
         <w:tc>
@@ -1594,6 +1714,14 @@
                 <w:szCs w:val="26"/>
               </w:rPr>
             </w:pPr>
+            <w:r>
+              <w:rPr>
+                <w:color w:val="000000" w:themeColor="text1"/>
+                <w:sz w:val="26"/>
+                <w:szCs w:val="26"/>
+              </w:rPr>
+              <w:t>[[HV.NamSinhHV]]</w:t>
+            </w:r>
           </w:p>
         </w:tc>
         <w:tc>
@@ -1621,6 +1749,14 @@
                 <w:szCs w:val="26"/>
               </w:rPr>
             </w:pPr>
+            <w:r>
+              <w:rPr>
+                <w:color w:val="000000" w:themeColor="text1"/>
+                <w:sz w:val="26"/>
+                <w:szCs w:val="26"/>
+              </w:rPr>
+              <w:t>[[HV.DiaChiDonVi]]</w:t>
+            </w:r>
           </w:p>
         </w:tc>
         <w:tc>
@@ -1648,6 +1784,14 @@
                 <w:szCs w:val="26"/>
               </w:rPr>
             </w:pPr>
+            <w:r>
+              <w:rPr>
+                <w:color w:val="000000" w:themeColor="text1"/>
+                <w:sz w:val="26"/>
+                <w:szCs w:val="26"/>
+              </w:rPr>
+              <w:t>[[HV.DiemLyThuyet]]</w:t>
+            </w:r>
           </w:p>
         </w:tc>
         <w:tc>
@@ -1677,6 +1821,14 @@
                 <w:szCs w:val="26"/>
               </w:rPr>
             </w:pPr>
+            <w:r>
+              <w:rPr>
+                <w:color w:val="000000" w:themeColor="text1"/>
+                <w:sz w:val="26"/>
+                <w:szCs w:val="26"/>
+              </w:rPr>
+              <w:t>[[HV.DiemThucHanh]]</w:t>
+            </w:r>
           </w:p>
         </w:tc>
         <w:tc>
@@ -1706,458 +1858,14 @@
                 <w:szCs w:val="26"/>
               </w:rPr>
             </w:pPr>
-          </w:p>
-        </w:tc>
-      </w:tr>
-      <w:tr>
-        <w:trPr>
-          <w:trHeight w:val="737"/>
-          <w:jc w:val="center"/>
-        </w:trPr>
-        <w:tc>
-          <w:tcPr>
-            <w:tcW w:w="745" w:type="dxa"/>
-            <w:tcBorders>
-              <w:top w:val="single" w:sz="6" w:space="0" w:color="auto"/>
-              <w:left w:val="single" w:sz="6" w:space="0" w:color="auto"/>
-              <w:bottom w:val="single" w:sz="6" w:space="0" w:color="auto"/>
-              <w:right w:val="single" w:sz="6" w:space="0" w:color="auto"/>
-            </w:tcBorders>
-            <w:shd w:val="clear" w:color="auto" w:fill="FFFFFF"/>
-            <w:vAlign w:val="center"/>
-            <w:hideMark/>
-          </w:tcPr>
-          <w:p>
-            <w:pPr>
-              <w:shd w:val="clear" w:color="auto" w:fill="FFFFFF" w:themeFill="background1"/>
-              <w:tabs>
-                <w:tab w:val="left" w:pos="3626"/>
-              </w:tabs>
-              <w:spacing w:after="0"/>
-              <w:jc w:val="center"/>
-              <w:rPr>
-                <w:color w:val="000000" w:themeColor="text1"/>
-                <w:sz w:val="26"/>
-                <w:szCs w:val="26"/>
-              </w:rPr>
-            </w:pPr>
-          </w:p>
-        </w:tc>
-        <w:tc>
-          <w:tcPr>
-            <w:tcW w:w="1986" w:type="dxa"/>
-            <w:tcBorders>
-              <w:top w:val="single" w:sz="6" w:space="0" w:color="auto"/>
-              <w:left w:val="single" w:sz="6" w:space="0" w:color="auto"/>
-              <w:bottom w:val="single" w:sz="6" w:space="0" w:color="auto"/>
-              <w:right w:val="single" w:sz="6" w:space="0" w:color="auto"/>
-            </w:tcBorders>
-            <w:shd w:val="clear" w:color="auto" w:fill="FFFFFF"/>
-            <w:hideMark/>
-          </w:tcPr>
-          <w:p>
-            <w:pPr>
-              <w:shd w:val="clear" w:color="auto" w:fill="FFFFFF" w:themeFill="background1"/>
-              <w:spacing w:after="0"/>
-              <w:jc w:val="both"/>
-              <w:rPr>
-                <w:color w:val="000000" w:themeColor="text1"/>
-                <w:sz w:val="26"/>
-                <w:szCs w:val="26"/>
-              </w:rPr>
-            </w:pPr>
-          </w:p>
-        </w:tc>
-        <w:tc>
-          <w:tcPr>
-            <w:tcW w:w="1530" w:type="dxa"/>
-            <w:tcBorders>
-              <w:top w:val="single" w:sz="6" w:space="0" w:color="auto"/>
-              <w:left w:val="single" w:sz="6" w:space="0" w:color="auto"/>
-              <w:bottom w:val="single" w:sz="6" w:space="0" w:color="auto"/>
-              <w:right w:val="single" w:sz="6" w:space="0" w:color="auto"/>
-            </w:tcBorders>
-            <w:shd w:val="clear" w:color="auto" w:fill="FFFFFF"/>
-            <w:hideMark/>
-          </w:tcPr>
-          <w:p>
-            <w:pPr>
-              <w:shd w:val="clear" w:color="auto" w:fill="FFFFFF" w:themeFill="background1"/>
-              <w:spacing w:after="0"/>
-              <w:jc w:val="both"/>
-              <w:rPr>
-                <w:color w:val="000000" w:themeColor="text1"/>
-                <w:sz w:val="26"/>
-                <w:szCs w:val="26"/>
-              </w:rPr>
-            </w:pPr>
-          </w:p>
-        </w:tc>
-        <w:tc>
-          <w:tcPr>
-            <w:tcW w:w="1440" w:type="dxa"/>
-            <w:tcBorders>
-              <w:top w:val="single" w:sz="6" w:space="0" w:color="auto"/>
-              <w:left w:val="single" w:sz="6" w:space="0" w:color="auto"/>
-              <w:bottom w:val="single" w:sz="6" w:space="0" w:color="auto"/>
-              <w:right w:val="single" w:sz="6" w:space="0" w:color="auto"/>
-            </w:tcBorders>
-            <w:shd w:val="clear" w:color="auto" w:fill="FFFFFF"/>
-            <w:vAlign w:val="center"/>
-            <w:hideMark/>
-          </w:tcPr>
-          <w:p>
-            <w:pPr>
-              <w:shd w:val="clear" w:color="auto" w:fill="FFFFFF" w:themeFill="background1"/>
-              <w:tabs>
-                <w:tab w:val="left" w:pos="3626"/>
-              </w:tabs>
-              <w:spacing w:after="0"/>
-              <w:jc w:val="center"/>
-              <w:rPr>
-                <w:color w:val="000000" w:themeColor="text1"/>
-                <w:sz w:val="26"/>
-                <w:szCs w:val="26"/>
-              </w:rPr>
-            </w:pPr>
-          </w:p>
-        </w:tc>
-        <w:tc>
-          <w:tcPr>
-            <w:tcW w:w="1273" w:type="dxa"/>
-            <w:tcBorders>
-              <w:top w:val="single" w:sz="6" w:space="0" w:color="auto"/>
-              <w:left w:val="single" w:sz="6" w:space="0" w:color="auto"/>
-              <w:bottom w:val="single" w:sz="6" w:space="0" w:color="auto"/>
-              <w:right w:val="single" w:sz="6" w:space="0" w:color="auto"/>
-            </w:tcBorders>
-            <w:shd w:val="clear" w:color="auto" w:fill="FFFFFF"/>
-          </w:tcPr>
-          <w:p>
-            <w:pPr>
-              <w:shd w:val="clear" w:color="auto" w:fill="FFFFFF" w:themeFill="background1"/>
-              <w:tabs>
-                <w:tab w:val="left" w:pos="3626"/>
-              </w:tabs>
-              <w:spacing w:after="0"/>
-              <w:jc w:val="center"/>
-              <w:rPr>
-                <w:color w:val="000000" w:themeColor="text1"/>
-                <w:sz w:val="26"/>
-                <w:szCs w:val="26"/>
-              </w:rPr>
-            </w:pPr>
-          </w:p>
-        </w:tc>
-        <w:tc>
-          <w:tcPr>
-            <w:tcW w:w="1072" w:type="dxa"/>
-            <w:tcBorders>
-              <w:top w:val="single" w:sz="6" w:space="0" w:color="auto"/>
-              <w:left w:val="single" w:sz="6" w:space="0" w:color="auto"/>
-              <w:bottom w:val="single" w:sz="6" w:space="0" w:color="auto"/>
-              <w:right w:val="single" w:sz="6" w:space="0" w:color="auto"/>
-            </w:tcBorders>
-            <w:shd w:val="clear" w:color="auto" w:fill="FFFFFF"/>
-          </w:tcPr>
-          <w:p>
-            <w:pPr>
-              <w:shd w:val="clear" w:color="auto" w:fill="FFFFFF" w:themeFill="background1"/>
-              <w:tabs>
-                <w:tab w:val="left" w:pos="3626"/>
-              </w:tabs>
-              <w:spacing w:after="0"/>
-              <w:jc w:val="center"/>
-              <w:rPr>
-                <w:color w:val="000000" w:themeColor="text1"/>
-                <w:sz w:val="26"/>
-                <w:szCs w:val="26"/>
-              </w:rPr>
-            </w:pPr>
-          </w:p>
-        </w:tc>
-        <w:tc>
-          <w:tcPr>
-            <w:tcW w:w="992" w:type="dxa"/>
-            <w:tcBorders>
-              <w:top w:val="single" w:sz="6" w:space="0" w:color="auto"/>
-              <w:left w:val="single" w:sz="6" w:space="0" w:color="auto"/>
-              <w:bottom w:val="single" w:sz="6" w:space="0" w:color="auto"/>
-              <w:right w:val="single" w:sz="6" w:space="0" w:color="auto"/>
-            </w:tcBorders>
-            <w:shd w:val="clear" w:color="auto" w:fill="FFFFFF"/>
-            <w:vAlign w:val="center"/>
-            <w:hideMark/>
-          </w:tcPr>
-          <w:p>
-            <w:pPr>
-              <w:shd w:val="clear" w:color="auto" w:fill="FFFFFF" w:themeFill="background1"/>
-              <w:tabs>
-                <w:tab w:val="left" w:pos="3626"/>
-              </w:tabs>
-              <w:spacing w:after="0"/>
-              <w:jc w:val="center"/>
-              <w:rPr>
-                <w:color w:val="000000" w:themeColor="text1"/>
-                <w:sz w:val="26"/>
-                <w:szCs w:val="26"/>
-              </w:rPr>
-            </w:pPr>
-          </w:p>
-        </w:tc>
-        <w:tc>
-          <w:tcPr>
-            <w:tcW w:w="992" w:type="dxa"/>
-            <w:tcBorders>
-              <w:top w:val="single" w:sz="6" w:space="0" w:color="auto"/>
-              <w:left w:val="single" w:sz="6" w:space="0" w:color="auto"/>
-              <w:bottom w:val="single" w:sz="6" w:space="0" w:color="auto"/>
-              <w:right w:val="single" w:sz="6" w:space="0" w:color="auto"/>
-            </w:tcBorders>
-            <w:shd w:val="clear" w:color="auto" w:fill="FFFFFF"/>
-            <w:vAlign w:val="center"/>
-            <w:hideMark/>
-          </w:tcPr>
-          <w:p>
-            <w:pPr>
-              <w:shd w:val="clear" w:color="auto" w:fill="FFFFFF" w:themeFill="background1"/>
-              <w:tabs>
-                <w:tab w:val="left" w:pos="3626"/>
-              </w:tabs>
-              <w:spacing w:after="0"/>
-              <w:jc w:val="center"/>
-              <w:rPr>
-                <w:color w:val="000000" w:themeColor="text1"/>
-                <w:sz w:val="26"/>
-                <w:szCs w:val="26"/>
-              </w:rPr>
-            </w:pPr>
-          </w:p>
-        </w:tc>
-      </w:tr>
-      <w:tr>
-        <w:trPr>
-          <w:trHeight w:val="737"/>
-          <w:jc w:val="center"/>
-        </w:trPr>
-        <w:tc>
-          <w:tcPr>
-            <w:tcW w:w="745" w:type="dxa"/>
-            <w:tcBorders>
-              <w:top w:val="single" w:sz="6" w:space="0" w:color="auto"/>
-              <w:left w:val="single" w:sz="6" w:space="0" w:color="auto"/>
-              <w:bottom w:val="single" w:sz="6" w:space="0" w:color="auto"/>
-              <w:right w:val="single" w:sz="6" w:space="0" w:color="auto"/>
-            </w:tcBorders>
-            <w:shd w:val="clear" w:color="auto" w:fill="FFFFFF"/>
-            <w:vAlign w:val="center"/>
-            <w:hideMark/>
-          </w:tcPr>
-          <w:p>
-            <w:pPr>
-              <w:shd w:val="clear" w:color="auto" w:fill="FFFFFF" w:themeFill="background1"/>
-              <w:tabs>
-                <w:tab w:val="left" w:pos="3626"/>
-              </w:tabs>
-              <w:spacing w:after="0"/>
-              <w:jc w:val="center"/>
-              <w:rPr>
-                <w:color w:val="000000" w:themeColor="text1"/>
-                <w:sz w:val="26"/>
-                <w:szCs w:val="26"/>
-              </w:rPr>
-            </w:pPr>
-          </w:p>
-        </w:tc>
-        <w:tc>
-          <w:tcPr>
-            <w:tcW w:w="1986" w:type="dxa"/>
-            <w:tcBorders>
-              <w:top w:val="single" w:sz="6" w:space="0" w:color="auto"/>
-              <w:left w:val="single" w:sz="6" w:space="0" w:color="auto"/>
-              <w:bottom w:val="single" w:sz="6" w:space="0" w:color="auto"/>
-              <w:right w:val="single" w:sz="6" w:space="0" w:color="auto"/>
-            </w:tcBorders>
-            <w:shd w:val="clear" w:color="auto" w:fill="FFFFFF"/>
-            <w:hideMark/>
-          </w:tcPr>
-          <w:p>
-            <w:pPr>
-              <w:shd w:val="clear" w:color="auto" w:fill="FFFFFF" w:themeFill="background1"/>
-              <w:spacing w:after="0"/>
-              <w:jc w:val="both"/>
-              <w:rPr>
-                <w:color w:val="000000" w:themeColor="text1"/>
-                <w:sz w:val="26"/>
-                <w:szCs w:val="26"/>
-              </w:rPr>
-            </w:pPr>
-          </w:p>
-        </w:tc>
-        <w:tc>
-          <w:tcPr>
-            <w:tcW w:w="1530" w:type="dxa"/>
-            <w:tcBorders>
-              <w:top w:val="single" w:sz="6" w:space="0" w:color="auto"/>
-              <w:left w:val="single" w:sz="6" w:space="0" w:color="auto"/>
-              <w:bottom w:val="single" w:sz="6" w:space="0" w:color="auto"/>
-              <w:right w:val="single" w:sz="6" w:space="0" w:color="auto"/>
-            </w:tcBorders>
-            <w:shd w:val="clear" w:color="auto" w:fill="FFFFFF"/>
-            <w:hideMark/>
-          </w:tcPr>
-          <w:p>
-            <w:pPr>
-              <w:shd w:val="clear" w:color="auto" w:fill="FFFFFF" w:themeFill="background1"/>
-              <w:spacing w:after="0"/>
-              <w:jc w:val="both"/>
-              <w:rPr>
-                <w:color w:val="000000" w:themeColor="text1"/>
-                <w:sz w:val="26"/>
-                <w:szCs w:val="26"/>
-              </w:rPr>
-            </w:pPr>
-          </w:p>
-        </w:tc>
-        <w:tc>
-          <w:tcPr>
-            <w:tcW w:w="1440" w:type="dxa"/>
-            <w:tcBorders>
-              <w:top w:val="single" w:sz="6" w:space="0" w:color="auto"/>
-              <w:left w:val="single" w:sz="6" w:space="0" w:color="auto"/>
-              <w:bottom w:val="single" w:sz="6" w:space="0" w:color="auto"/>
-              <w:right w:val="single" w:sz="6" w:space="0" w:color="auto"/>
-            </w:tcBorders>
-            <w:shd w:val="clear" w:color="auto" w:fill="FFFFFF"/>
-            <w:vAlign w:val="center"/>
-            <w:hideMark/>
-          </w:tcPr>
-          <w:p>
-            <w:pPr>
-              <w:shd w:val="clear" w:color="auto" w:fill="FFFFFF" w:themeFill="background1"/>
-              <w:tabs>
-                <w:tab w:val="left" w:pos="3626"/>
-              </w:tabs>
-              <w:spacing w:after="0"/>
-              <w:jc w:val="center"/>
-              <w:rPr>
-                <w:color w:val="000000" w:themeColor="text1"/>
-                <w:sz w:val="26"/>
-                <w:szCs w:val="26"/>
-              </w:rPr>
-            </w:pPr>
-          </w:p>
-        </w:tc>
-        <w:tc>
-          <w:tcPr>
-            <w:tcW w:w="1273" w:type="dxa"/>
-            <w:tcBorders>
-              <w:top w:val="single" w:sz="6" w:space="0" w:color="auto"/>
-              <w:left w:val="single" w:sz="6" w:space="0" w:color="auto"/>
-              <w:bottom w:val="single" w:sz="6" w:space="0" w:color="auto"/>
-              <w:right w:val="single" w:sz="6" w:space="0" w:color="auto"/>
-            </w:tcBorders>
-            <w:shd w:val="clear" w:color="auto" w:fill="FFFFFF"/>
-          </w:tcPr>
-          <w:p>
-            <w:pPr>
-              <w:shd w:val="clear" w:color="auto" w:fill="FFFFFF" w:themeFill="background1"/>
-              <w:tabs>
-                <w:tab w:val="left" w:pos="3626"/>
-              </w:tabs>
-              <w:spacing w:after="0"/>
-              <w:jc w:val="center"/>
-              <w:rPr>
-                <w:color w:val="000000" w:themeColor="text1"/>
-                <w:sz w:val="26"/>
-                <w:szCs w:val="26"/>
-              </w:rPr>
-            </w:pPr>
-          </w:p>
-        </w:tc>
-        <w:tc>
-          <w:tcPr>
-            <w:tcW w:w="1072" w:type="dxa"/>
-            <w:tcBorders>
-              <w:top w:val="single" w:sz="6" w:space="0" w:color="auto"/>
-              <w:left w:val="single" w:sz="6" w:space="0" w:color="auto"/>
-              <w:bottom w:val="single" w:sz="6" w:space="0" w:color="auto"/>
-              <w:right w:val="single" w:sz="6" w:space="0" w:color="auto"/>
-            </w:tcBorders>
-            <w:shd w:val="clear" w:color="auto" w:fill="FFFFFF"/>
-          </w:tcPr>
-          <w:p>
-            <w:pPr>
-              <w:shd w:val="clear" w:color="auto" w:fill="FFFFFF" w:themeFill="background1"/>
-              <w:tabs>
-                <w:tab w:val="left" w:pos="3626"/>
-              </w:tabs>
-              <w:spacing w:after="0"/>
-              <w:jc w:val="center"/>
-              <w:rPr>
-                <w:color w:val="000000" w:themeColor="text1"/>
-                <w:sz w:val="26"/>
-                <w:szCs w:val="26"/>
-              </w:rPr>
-            </w:pPr>
-          </w:p>
-        </w:tc>
-        <w:tc>
-          <w:tcPr>
-            <w:tcW w:w="992" w:type="dxa"/>
-            <w:tcBorders>
-              <w:top w:val="single" w:sz="6" w:space="0" w:color="auto"/>
-              <w:left w:val="single" w:sz="6" w:space="0" w:color="auto"/>
-              <w:bottom w:val="single" w:sz="6" w:space="0" w:color="auto"/>
-              <w:right w:val="single" w:sz="6" w:space="0" w:color="auto"/>
-            </w:tcBorders>
-            <w:shd w:val="clear" w:color="auto" w:fill="FFFFFF"/>
-            <w:vAlign w:val="center"/>
-            <w:hideMark/>
-          </w:tcPr>
-          <w:p>
-            <w:pPr>
-              <w:shd w:val="clear" w:color="auto" w:fill="FFFFFF" w:themeFill="background1"/>
-              <w:tabs>
-                <w:tab w:val="left" w:pos="3626"/>
-              </w:tabs>
-              <w:spacing w:after="0"/>
-              <w:jc w:val="center"/>
-              <w:rPr>
-                <w:color w:val="000000" w:themeColor="text1"/>
-                <w:sz w:val="26"/>
-                <w:szCs w:val="26"/>
-              </w:rPr>
-            </w:pPr>
-          </w:p>
-        </w:tc>
-        <w:tc>
-          <w:tcPr>
-            <w:tcW w:w="992" w:type="dxa"/>
-            <w:tcBorders>
-              <w:top w:val="single" w:sz="6" w:space="0" w:color="auto"/>
-              <w:left w:val="single" w:sz="6" w:space="0" w:color="auto"/>
-              <w:bottom w:val="single" w:sz="6" w:space="0" w:color="auto"/>
-              <w:right w:val="single" w:sz="6" w:space="0" w:color="auto"/>
-            </w:tcBorders>
-            <w:shd w:val="clear" w:color="auto" w:fill="FFFFFF"/>
-            <w:vAlign w:val="center"/>
-            <w:hideMark/>
-          </w:tcPr>
-          <w:p>
-            <w:pPr>
-              <w:shd w:val="clear" w:color="auto" w:fill="FFFFFF" w:themeFill="background1"/>
-              <w:tabs>
-                <w:tab w:val="left" w:pos="3626"/>
-              </w:tabs>
-              <w:spacing w:after="0"/>
-              <w:jc w:val="center"/>
-              <w:rPr>
-                <w:color w:val="000000" w:themeColor="text1"/>
-                <w:sz w:val="26"/>
-                <w:szCs w:val="26"/>
-              </w:rPr>
-            </w:pPr>
+            <w:r>
+              <w:rPr>
+                <w:color w:val="000000" w:themeColor="text1"/>
+                <w:sz w:val="26"/>
+                <w:szCs w:val="26"/>
+              </w:rPr>
+              <w:t>[[HV.XepLoai]]</w:t>
+            </w:r>
           </w:p>
         </w:tc>
       </w:tr>
@@ -2251,7 +1959,23 @@
           <w:sz w:val="26"/>
           <w:szCs w:val="26"/>
         </w:rPr>
-        <w:t xml:space="preserve">[[]] </w:t>
+        <w:t>[[</w:t>
+      </w:r>
+      <w:r>
+        <w:rPr>
+          <w:color w:val="000000" w:themeColor="text1"/>
+          <w:sz w:val="26"/>
+          <w:szCs w:val="26"/>
+        </w:rPr>
+        <w:t>TongSoHV</w:t>
+      </w:r>
+      <w:r>
+        <w:rPr>
+          <w:color w:val="000000" w:themeColor="text1"/>
+          <w:sz w:val="26"/>
+          <w:szCs w:val="26"/>
+        </w:rPr>
+        <w:t xml:space="preserve">]] </w:t>
       </w:r>
       <w:r>
         <w:rPr>
@@ -2293,7 +2017,23 @@
           <w:sz w:val="26"/>
           <w:szCs w:val="26"/>
         </w:rPr>
-        <w:t xml:space="preserve">[[]] </w:t>
+        <w:t>[[</w:t>
+      </w:r>
+      <w:r>
+        <w:rPr>
+          <w:color w:val="000000" w:themeColor="text1"/>
+          <w:sz w:val="26"/>
+          <w:szCs w:val="26"/>
+        </w:rPr>
+        <w:t>TongSoHVDuDieuKien</w:t>
+      </w:r>
+      <w:r>
+        <w:rPr>
+          <w:color w:val="000000" w:themeColor="text1"/>
+          <w:sz w:val="26"/>
+          <w:szCs w:val="26"/>
+        </w:rPr>
+        <w:t xml:space="preserve">]] </w:t>
       </w:r>
       <w:r>
         <w:rPr>
@@ -2367,7 +2107,23 @@
           <w:sz w:val="26"/>
           <w:szCs w:val="26"/>
         </w:rPr>
-        <w:t>[[]]</w:t>
+        <w:t>[[</w:t>
+      </w:r>
+      <w:r>
+        <w:rPr>
+          <w:color w:val="000000" w:themeColor="text1"/>
+          <w:sz w:val="26"/>
+          <w:szCs w:val="26"/>
+        </w:rPr>
+        <w:t>TongSoXuatSacHV</w:t>
+      </w:r>
+      <w:r>
+        <w:rPr>
+          <w:color w:val="000000" w:themeColor="text1"/>
+          <w:sz w:val="26"/>
+          <w:szCs w:val="26"/>
+        </w:rPr>
+        <w:t>]]</w:t>
       </w:r>
     </w:p>
     <w:p>
@@ -2402,7 +2158,23 @@
           <w:sz w:val="26"/>
           <w:szCs w:val="26"/>
         </w:rPr>
-        <w:t>[[]]</w:t>
+        <w:t>[[</w:t>
+      </w:r>
+      <w:r>
+        <w:rPr>
+          <w:color w:val="000000" w:themeColor="text1"/>
+          <w:sz w:val="26"/>
+          <w:szCs w:val="26"/>
+        </w:rPr>
+        <w:t>TongSoGioiHV</w:t>
+      </w:r>
+      <w:r>
+        <w:rPr>
+          <w:color w:val="000000" w:themeColor="text1"/>
+          <w:sz w:val="26"/>
+          <w:szCs w:val="26"/>
+        </w:rPr>
+        <w:t>]]</w:t>
       </w:r>
     </w:p>
     <w:p>
@@ -2437,7 +2209,23 @@
           <w:sz w:val="26"/>
           <w:szCs w:val="26"/>
         </w:rPr>
-        <w:t>[[]]</w:t>
+        <w:t>[[</w:t>
+      </w:r>
+      <w:r>
+        <w:rPr>
+          <w:color w:val="000000" w:themeColor="text1"/>
+          <w:sz w:val="26"/>
+          <w:szCs w:val="26"/>
+        </w:rPr>
+        <w:t>TongSoKhaHV</w:t>
+      </w:r>
+      <w:r>
+        <w:rPr>
+          <w:color w:val="000000" w:themeColor="text1"/>
+          <w:sz w:val="26"/>
+          <w:szCs w:val="26"/>
+        </w:rPr>
+        <w:t>]]</w:t>
       </w:r>
     </w:p>
     <w:p>
@@ -2472,7 +2260,23 @@
           <w:sz w:val="26"/>
           <w:szCs w:val="26"/>
         </w:rPr>
-        <w:t>[[]]</w:t>
+        <w:t>[[</w:t>
+      </w:r>
+      <w:r>
+        <w:rPr>
+          <w:color w:val="000000" w:themeColor="text1"/>
+          <w:sz w:val="26"/>
+          <w:szCs w:val="26"/>
+        </w:rPr>
+        <w:t>TongSoTBKHV</w:t>
+      </w:r>
+      <w:r>
+        <w:rPr>
+          <w:color w:val="000000" w:themeColor="text1"/>
+          <w:sz w:val="26"/>
+          <w:szCs w:val="26"/>
+        </w:rPr>
+        <w:t>]]</w:t>
       </w:r>
     </w:p>
     <w:p>
@@ -2507,7 +2311,23 @@
           <w:sz w:val="26"/>
           <w:szCs w:val="26"/>
         </w:rPr>
-        <w:t>[[]]</w:t>
+        <w:t>[[</w:t>
+      </w:r>
+      <w:r>
+        <w:rPr>
+          <w:color w:val="000000" w:themeColor="text1"/>
+          <w:sz w:val="26"/>
+          <w:szCs w:val="26"/>
+        </w:rPr>
+        <w:t>TongSoTBHV</w:t>
+      </w:r>
+      <w:r>
+        <w:rPr>
+          <w:color w:val="000000" w:themeColor="text1"/>
+          <w:sz w:val="26"/>
+          <w:szCs w:val="26"/>
+        </w:rPr>
+        <w:t>]]</w:t>
       </w:r>
     </w:p>
     <w:p>
@@ -2542,7 +2362,23 @@
           <w:sz w:val="26"/>
           <w:szCs w:val="26"/>
         </w:rPr>
-        <w:t>[[]]</w:t>
+        <w:t>[[</w:t>
+      </w:r>
+      <w:r>
+        <w:rPr>
+          <w:color w:val="000000" w:themeColor="text1"/>
+          <w:sz w:val="26"/>
+          <w:szCs w:val="26"/>
+        </w:rPr>
+        <w:t>TongSoKDHV</w:t>
+      </w:r>
+      <w:r>
+        <w:rPr>
+          <w:color w:val="000000" w:themeColor="text1"/>
+          <w:sz w:val="26"/>
+          <w:szCs w:val="26"/>
+        </w:rPr>
+        <w:t>]]</w:t>
       </w:r>
     </w:p>
     <w:p>
